--- a/docs/SSU/Pregled_obavestenja_na_pocetnoj_strani.docx
+++ b/docs/SSU/Pregled_obavestenja_na_pocetnoj_strani.docx
@@ -7,13 +7,63 @@
         <w:spacing w:after="40" w:line="252" w:lineRule="auto"/>
         <w:jc w:val="center"/>
       </w:pPr>
+      <w:proofErr w:type="spellStart"/>
       <w:r>
         <w:rPr>
           <w:sz w:val="24"/>
           <w:szCs w:val="24"/>
         </w:rPr>
-        <w:t>Elektrotehnički fakultet Univerziteta u Beogradu</w:t>
-      </w:r>
+        <w:t>Elektrotehnički</w:t>
+      </w:r>
+      <w:proofErr w:type="spellEnd"/>
+      <w:r>
+        <w:rPr>
+          <w:sz w:val="24"/>
+          <w:szCs w:val="24"/>
+        </w:rPr>
+        <w:t xml:space="preserve"> </w:t>
+      </w:r>
+      <w:proofErr w:type="spellStart"/>
+      <w:r>
+        <w:rPr>
+          <w:sz w:val="24"/>
+          <w:szCs w:val="24"/>
+        </w:rPr>
+        <w:t>fakultet</w:t>
+      </w:r>
+      <w:proofErr w:type="spellEnd"/>
+      <w:r>
+        <w:rPr>
+          <w:sz w:val="24"/>
+          <w:szCs w:val="24"/>
+        </w:rPr>
+        <w:t xml:space="preserve"> </w:t>
+      </w:r>
+      <w:proofErr w:type="spellStart"/>
+      <w:r>
+        <w:rPr>
+          <w:sz w:val="24"/>
+          <w:szCs w:val="24"/>
+        </w:rPr>
+        <w:t>Univerziteta</w:t>
+      </w:r>
+      <w:proofErr w:type="spellEnd"/>
+      <w:r>
+        <w:rPr>
+          <w:sz w:val="24"/>
+          <w:szCs w:val="24"/>
+        </w:rPr>
+        <w:t xml:space="preserve"> u </w:t>
+      </w:r>
+      <w:proofErr w:type="spellStart"/>
+      <w:r>
+        <w:rPr>
+          <w:sz w:val="24"/>
+          <w:szCs w:val="24"/>
+        </w:rPr>
+        <w:t>Beogradu</w:t>
+      </w:r>
+      <w:proofErr w:type="spellEnd"/>
     </w:p>
     <w:p>
       <w:pPr>
@@ -25,8 +75,33 @@
           <w:sz w:val="24"/>
           <w:szCs w:val="24"/>
         </w:rPr>
-        <w:t>13S113PSI - Principi Softverskog inženjerstva</w:t>
-      </w:r>
+        <w:t xml:space="preserve">13S113PSI - Principi </w:t>
+      </w:r>
+      <w:proofErr w:type="spellStart"/>
+      <w:r>
+        <w:rPr>
+          <w:sz w:val="24"/>
+          <w:szCs w:val="24"/>
+        </w:rPr>
+        <w:t>Softverskog</w:t>
+      </w:r>
+      <w:proofErr w:type="spellEnd"/>
+      <w:r>
+        <w:rPr>
+          <w:sz w:val="24"/>
+          <w:szCs w:val="24"/>
+        </w:rPr>
+        <w:t xml:space="preserve"> </w:t>
+      </w:r>
+      <w:proofErr w:type="spellStart"/>
+      <w:r>
+        <w:rPr>
+          <w:sz w:val="24"/>
+          <w:szCs w:val="24"/>
+        </w:rPr>
+        <w:t>inženjerstva</w:t>
+      </w:r>
+      <w:proofErr w:type="spellEnd"/>
     </w:p>
     <w:p>
       <w:pPr>
@@ -43,6 +118,7 @@
         <w:spacing w:after="40" w:line="252" w:lineRule="auto"/>
         <w:jc w:val="center"/>
       </w:pPr>
+      <w:proofErr w:type="spellStart"/>
       <w:r>
         <w:rPr>
           <w:b/>
@@ -50,8 +126,29 @@
           <w:sz w:val="30"/>
           <w:szCs w:val="30"/>
         </w:rPr>
-        <w:t>Projekat ScanFlow</w:t>
-      </w:r>
+        <w:t>Projekat</w:t>
+      </w:r>
+      <w:proofErr w:type="spellEnd"/>
+      <w:r>
+        <w:rPr>
+          <w:b/>
+          <w:bCs/>
+          <w:sz w:val="30"/>
+          <w:szCs w:val="30"/>
+        </w:rPr>
+        <w:t xml:space="preserve"> </w:t>
+      </w:r>
+      <w:proofErr w:type="spellStart"/>
+      <w:r>
+        <w:rPr>
+          <w:b/>
+          <w:bCs/>
+          <w:sz w:val="30"/>
+          <w:szCs w:val="30"/>
+        </w:rPr>
+        <w:t>ScanFlow</w:t>
+      </w:r>
+      <w:proofErr w:type="spellEnd"/>
     </w:p>
     <w:p>
       <w:pPr>
@@ -68,6 +165,7 @@
         <w:spacing w:after="40" w:line="252" w:lineRule="auto"/>
         <w:jc w:val="center"/>
       </w:pPr>
+      <w:proofErr w:type="spellStart"/>
       <w:r>
         <w:rPr>
           <w:b/>
@@ -75,14 +173,76 @@
           <w:sz w:val="28"/>
           <w:szCs w:val="28"/>
         </w:rPr>
-        <w:t>Specifikacija scenarija upotrebe funkcionalnosti</w:t>
-      </w:r>
+        <w:t>Specifikacija</w:t>
+      </w:r>
+      <w:proofErr w:type="spellEnd"/>
+      <w:r>
+        <w:rPr>
+          <w:b/>
+          <w:bCs/>
+          <w:sz w:val="28"/>
+          <w:szCs w:val="28"/>
+        </w:rPr>
+        <w:t xml:space="preserve"> </w:t>
+      </w:r>
+      <w:proofErr w:type="spellStart"/>
+      <w:r>
+        <w:rPr>
+          <w:b/>
+          <w:bCs/>
+          <w:sz w:val="28"/>
+          <w:szCs w:val="28"/>
+        </w:rPr>
+        <w:t>scenarija</w:t>
+      </w:r>
+      <w:proofErr w:type="spellEnd"/>
+      <w:r>
+        <w:rPr>
+          <w:b/>
+          <w:bCs/>
+          <w:sz w:val="28"/>
+          <w:szCs w:val="28"/>
+        </w:rPr>
+        <w:t xml:space="preserve"> </w:t>
+      </w:r>
+      <w:proofErr w:type="spellStart"/>
+      <w:r>
+        <w:rPr>
+          <w:b/>
+          <w:bCs/>
+          <w:sz w:val="28"/>
+          <w:szCs w:val="28"/>
+        </w:rPr>
+        <w:t>upotrebe</w:t>
+      </w:r>
+      <w:proofErr w:type="spellEnd"/>
+      <w:r>
+        <w:rPr>
+          <w:b/>
+          <w:bCs/>
+          <w:sz w:val="28"/>
+          <w:szCs w:val="28"/>
+        </w:rPr>
+        <w:t xml:space="preserve"> </w:t>
+      </w:r>
+      <w:proofErr w:type="spellStart"/>
+      <w:r>
+        <w:rPr>
+          <w:b/>
+          <w:bCs/>
+          <w:sz w:val="28"/>
+          <w:szCs w:val="28"/>
+        </w:rPr>
+        <w:t>funkcionalnosti</w:t>
+      </w:r>
+      <w:proofErr w:type="spellEnd"/>
     </w:p>
     <w:p>
       <w:pPr>
         <w:spacing w:after="40" w:line="252" w:lineRule="auto"/>
         <w:jc w:val="center"/>
       </w:pPr>
+      <w:proofErr w:type="spellStart"/>
       <w:r>
         <w:rPr>
           <w:b/>
@@ -90,7 +250,137 @@
           <w:sz w:val="26"/>
           <w:szCs w:val="26"/>
         </w:rPr>
-        <w:t>pregled obaveštenja na početnoj strani (oglasna tabla)</w:t>
+        <w:t>pregled</w:t>
+      </w:r>
+      <w:proofErr w:type="spellEnd"/>
+      <w:r>
+        <w:rPr>
+          <w:b/>
+          <w:bCs/>
+          <w:sz w:val="26"/>
+          <w:szCs w:val="26"/>
+        </w:rPr>
+        <w:t xml:space="preserve"> </w:t>
+      </w:r>
+      <w:proofErr w:type="spellStart"/>
+      <w:r>
+        <w:rPr>
+          <w:b/>
+          <w:bCs/>
+          <w:sz w:val="26"/>
+          <w:szCs w:val="26"/>
+        </w:rPr>
+        <w:t>obaveštenja</w:t>
+      </w:r>
+      <w:proofErr w:type="spellEnd"/>
+      <w:r>
+        <w:rPr>
+          <w:b/>
+          <w:bCs/>
+          <w:sz w:val="26"/>
+          <w:szCs w:val="26"/>
+        </w:rPr>
+        <w:t xml:space="preserve"> </w:t>
+      </w:r>
+      <w:proofErr w:type="spellStart"/>
+      <w:r>
+        <w:rPr>
+          <w:b/>
+          <w:bCs/>
+          <w:sz w:val="26"/>
+          <w:szCs w:val="26"/>
+        </w:rPr>
+        <w:t>na</w:t>
+      </w:r>
+      <w:proofErr w:type="spellEnd"/>
+      <w:r>
+        <w:rPr>
+          <w:b/>
+          <w:bCs/>
+          <w:sz w:val="26"/>
+          <w:szCs w:val="26"/>
+        </w:rPr>
+        <w:t xml:space="preserve"> </w:t>
+      </w:r>
+      <w:proofErr w:type="spellStart"/>
+      <w:r>
+        <w:rPr>
+          <w:b/>
+          <w:bCs/>
+          <w:sz w:val="26"/>
+          <w:szCs w:val="26"/>
+        </w:rPr>
+        <w:t>početnoj</w:t>
+      </w:r>
+      <w:proofErr w:type="spellEnd"/>
+      <w:r>
+        <w:rPr>
+          <w:b/>
+          <w:bCs/>
+          <w:sz w:val="26"/>
+          <w:szCs w:val="26"/>
+        </w:rPr>
+        <w:t xml:space="preserve"> </w:t>
+      </w:r>
+      <w:proofErr w:type="spellStart"/>
+      <w:r>
+        <w:rPr>
+          <w:b/>
+          <w:bCs/>
+          <w:sz w:val="26"/>
+          <w:szCs w:val="26"/>
+        </w:rPr>
+        <w:t>strani</w:t>
+      </w:r>
+      <w:proofErr w:type="spellEnd"/>
+      <w:r>
+        <w:rPr>
+          <w:b/>
+          <w:bCs/>
+          <w:sz w:val="26"/>
+          <w:szCs w:val="26"/>
+        </w:rPr>
+        <w:t xml:space="preserve"> (</w:t>
+      </w:r>
+      <w:proofErr w:type="spellStart"/>
+      <w:r>
+        <w:rPr>
+          <w:b/>
+          <w:bCs/>
+          <w:sz w:val="26"/>
+          <w:szCs w:val="26"/>
+        </w:rPr>
+        <w:t>oglasna</w:t>
+      </w:r>
+      <w:proofErr w:type="spellEnd"/>
+      <w:r>
+        <w:rPr>
+          <w:b/>
+          <w:bCs/>
+          <w:sz w:val="26"/>
+          <w:szCs w:val="26"/>
+        </w:rPr>
+        <w:t xml:space="preserve"> </w:t>
+      </w:r>
+      <w:proofErr w:type="spellStart"/>
+      <w:r>
+        <w:rPr>
+          <w:b/>
+          <w:bCs/>
+          <w:sz w:val="26"/>
+          <w:szCs w:val="26"/>
+        </w:rPr>
+        <w:t>tabla</w:t>
+      </w:r>
+      <w:proofErr w:type="spellEnd"/>
+      <w:r>
+        <w:rPr>
+          <w:b/>
+          <w:bCs/>
+          <w:sz w:val="26"/>
+          <w:szCs w:val="26"/>
+        </w:rPr>
+        <w:t>)</w:t>
       </w:r>
     </w:p>
     <w:p>
@@ -98,8 +388,21 @@
         <w:spacing w:after="40" w:line="252" w:lineRule="auto"/>
         <w:jc w:val="center"/>
       </w:pPr>
-      <w:r>
-        <w:t>Verzija dokumenta - 1.0</w:t>
+      <w:proofErr w:type="spellStart"/>
+      <w:r>
+        <w:t>Verzija</w:t>
+      </w:r>
+      <w:proofErr w:type="spellEnd"/>
+      <w:r>
+        <w:t xml:space="preserve"> </w:t>
+      </w:r>
+      <w:proofErr w:type="spellStart"/>
+      <w:r>
+        <w:t>dokumenta</w:t>
+      </w:r>
+      <w:proofErr w:type="spellEnd"/>
+      <w:r>
+        <w:t xml:space="preserve"> - 1.0</w:t>
       </w:r>
     </w:p>
     <w:p/>
@@ -111,8 +414,21 @@
     <w:p/>
     <w:p/>
     <w:p>
-      <w:r>
-        <w:t xml:space="preserve">Naziv tima: </w:t>
+      <w:proofErr w:type="spellStart"/>
+      <w:r>
+        <w:t>Naziv</w:t>
+      </w:r>
+      <w:proofErr w:type="spellEnd"/>
+      <w:r>
+        <w:t xml:space="preserve"> </w:t>
+      </w:r>
+      <w:proofErr w:type="spellStart"/>
+      <w:r>
+        <w:t>tima</w:t>
+      </w:r>
+      <w:proofErr w:type="spellEnd"/>
+      <w:r>
+        <w:t xml:space="preserve">: </w:t>
       </w:r>
       <w:r>
         <w:t>Iron Four</w:t>
@@ -128,6 +444,7 @@
         <w:spacing w:before="200" w:after="100" w:line="264" w:lineRule="auto"/>
       </w:pPr>
       <w:bookmarkStart w:id="0" w:name="istorija_izmena"/>
+      <w:proofErr w:type="spellStart"/>
       <w:r>
         <w:rPr>
           <w:b/>
@@ -137,9 +454,32 @@
           <w:szCs w:val="28"/>
         </w:rPr>
         <w:lastRenderedPageBreak/>
-        <w:t>Istorija izmena</w:t>
+        <w:t>Istorija</w:t>
+      </w:r>
+      <w:proofErr w:type="spellEnd"/>
+      <w:r>
+        <w:rPr>
+          <w:b/>
+          <w:bCs/>
+          <w:color w:val="2B5797"/>
+          <w:sz w:val="28"/>
+          <w:szCs w:val="28"/>
+        </w:rPr>
+        <w:t xml:space="preserve"> </w:t>
+      </w:r>
+      <w:proofErr w:type="spellStart"/>
+      <w:r>
+        <w:rPr>
+          <w:b/>
+          <w:bCs/>
+          <w:color w:val="2B5797"/>
+          <w:sz w:val="28"/>
+          <w:szCs w:val="28"/>
+        </w:rPr>
+        <w:t>izmena</w:t>
       </w:r>
       <w:bookmarkEnd w:id="0"/>
+      <w:proofErr w:type="spellEnd"/>
     </w:p>
     <w:tbl>
       <w:tblPr>
@@ -165,12 +505,6 @@
         <w:gridCol w:w="2352"/>
       </w:tblGrid>
       <w:tr>
-        <w:tblPrEx>
-          <w:tblCellMar>
-            <w:top w:w="0" w:type="dxa"/>
-            <w:bottom w:w="0" w:type="dxa"/>
-          </w:tblCellMar>
-        </w:tblPrEx>
         <w:tc>
           <w:tcPr>
             <w:tcW w:w="2351" w:type="dxa"/>
@@ -218,6 +552,7 @@
             <w:vAlign w:val="center"/>
           </w:tcPr>
           <w:p>
+            <w:proofErr w:type="spellStart"/>
             <w:r>
               <w:rPr>
                 <w:b/>
@@ -225,6 +560,7 @@
               </w:rPr>
               <w:t>Verzija</w:t>
             </w:r>
+            <w:proofErr w:type="spellEnd"/>
           </w:p>
         </w:tc>
         <w:tc>
@@ -246,13 +582,31 @@
             <w:vAlign w:val="center"/>
           </w:tcPr>
           <w:p>
+            <w:proofErr w:type="spellStart"/>
             <w:r>
               <w:rPr>
                 <w:b/>
                 <w:bCs/>
               </w:rPr>
-              <w:t>Kratak opis</w:t>
-            </w:r>
+              <w:t>Kratak</w:t>
+            </w:r>
+            <w:proofErr w:type="spellEnd"/>
+            <w:r>
+              <w:rPr>
+                <w:b/>
+                <w:bCs/>
+              </w:rPr>
+              <w:t xml:space="preserve"> </w:t>
+            </w:r>
+            <w:proofErr w:type="spellStart"/>
+            <w:r>
+              <w:rPr>
+                <w:b/>
+                <w:bCs/>
+              </w:rPr>
+              <w:t>opis</w:t>
+            </w:r>
+            <w:proofErr w:type="spellEnd"/>
           </w:p>
         </w:tc>
         <w:tc>
@@ -285,12 +639,6 @@
         </w:tc>
       </w:tr>
       <w:tr>
-        <w:tblPrEx>
-          <w:tblCellMar>
-            <w:top w:w="0" w:type="dxa"/>
-            <w:bottom w:w="0" w:type="dxa"/>
-          </w:tblCellMar>
-        </w:tblPrEx>
         <w:tc>
           <w:tcPr>
             <w:tcW w:w="2351" w:type="dxa"/>
@@ -355,9 +703,19 @@
             <w:vAlign w:val="center"/>
           </w:tcPr>
           <w:p>
-            <w:r>
-              <w:t>Inicijalna verzija</w:t>
-            </w:r>
+            <w:proofErr w:type="spellStart"/>
+            <w:r>
+              <w:t>Inicijalna</w:t>
+            </w:r>
+            <w:proofErr w:type="spellEnd"/>
+            <w:r>
+              <w:t xml:space="preserve"> </w:t>
+            </w:r>
+            <w:proofErr w:type="spellStart"/>
+            <w:r>
+              <w:t>verzija</w:t>
+            </w:r>
+            <w:proofErr w:type="spellEnd"/>
           </w:p>
         </w:tc>
         <w:tc>
@@ -379,8 +737,13 @@
           </w:tcPr>
           <w:p>
             <w:r>
-              <w:t>Stojna Pušičić</w:t>
-            </w:r>
+              <w:t xml:space="preserve">Stojna </w:t>
+            </w:r>
+            <w:proofErr w:type="spellStart"/>
+            <w:r>
+              <w:t>Pušičić</w:t>
+            </w:r>
+            <w:proofErr w:type="spellEnd"/>
           </w:p>
         </w:tc>
       </w:tr>
@@ -391,6 +754,7 @@
         <w:spacing w:before="200" w:after="100" w:line="264" w:lineRule="auto"/>
       </w:pPr>
       <w:bookmarkStart w:id="1" w:name="sadrzaj_heading"/>
+      <w:proofErr w:type="spellStart"/>
       <w:r>
         <w:rPr>
           <w:b/>
@@ -402,6 +766,7 @@
         <w:t>Sadržaj</w:t>
       </w:r>
       <w:bookmarkEnd w:id="1"/>
+      <w:proofErr w:type="spellEnd"/>
     </w:p>
     <w:p>
       <w:pPr>
@@ -412,8 +777,16 @@
           <w:rPr>
             <w:rStyle w:val="Hyperlink"/>
           </w:rPr>
-          <w:t>1. Uvod</w:t>
-        </w:r>
+          <w:t xml:space="preserve">1. </w:t>
+        </w:r>
+        <w:proofErr w:type="spellStart"/>
+        <w:r>
+          <w:rPr>
+            <w:rStyle w:val="Hyperlink"/>
+          </w:rPr>
+          <w:t>Uvod</w:t>
+        </w:r>
+        <w:proofErr w:type="spellEnd"/>
       </w:hyperlink>
     </w:p>
     <w:p>
@@ -426,8 +799,16 @@
           <w:rPr>
             <w:rStyle w:val="Hyperlink"/>
           </w:rPr>
-          <w:t>1.1 Rezime</w:t>
-        </w:r>
+          <w:t xml:space="preserve">1.1 </w:t>
+        </w:r>
+        <w:proofErr w:type="spellStart"/>
+        <w:r>
+          <w:rPr>
+            <w:rStyle w:val="Hyperlink"/>
+          </w:rPr>
+          <w:t>Rezime</w:t>
+        </w:r>
+        <w:proofErr w:type="spellEnd"/>
       </w:hyperlink>
     </w:p>
     <w:p>
@@ -440,8 +821,72 @@
           <w:rPr>
             <w:rStyle w:val="Hyperlink"/>
           </w:rPr>
-          <w:t>1.2 Namena dokumenta i ciljne grupe</w:t>
-        </w:r>
+          <w:t xml:space="preserve">1.2 </w:t>
+        </w:r>
+        <w:proofErr w:type="spellStart"/>
+        <w:r>
+          <w:rPr>
+            <w:rStyle w:val="Hyperlink"/>
+          </w:rPr>
+          <w:t>Namena</w:t>
+        </w:r>
+        <w:proofErr w:type="spellEnd"/>
+        <w:r>
+          <w:rPr>
+            <w:rStyle w:val="Hyperlink"/>
+          </w:rPr>
+          <w:t xml:space="preserve"> </w:t>
+        </w:r>
+        <w:proofErr w:type="spellStart"/>
+        <w:r>
+          <w:rPr>
+            <w:rStyle w:val="Hyperlink"/>
+          </w:rPr>
+          <w:t>dokumenta</w:t>
+        </w:r>
+        <w:proofErr w:type="spellEnd"/>
+        <w:r>
+          <w:rPr>
+            <w:rStyle w:val="Hyperlink"/>
+          </w:rPr>
+          <w:t xml:space="preserve"> </w:t>
+        </w:r>
+        <w:proofErr w:type="spellStart"/>
+        <w:r>
+          <w:rPr>
+            <w:rStyle w:val="Hyperlink"/>
+          </w:rPr>
+          <w:t>i</w:t>
+        </w:r>
+        <w:proofErr w:type="spellEnd"/>
+        <w:r>
+          <w:rPr>
+            <w:rStyle w:val="Hyperlink"/>
+          </w:rPr>
+          <w:t xml:space="preserve"> </w:t>
+        </w:r>
+        <w:proofErr w:type="spellStart"/>
+        <w:r>
+          <w:rPr>
+            <w:rStyle w:val="Hyperlink"/>
+          </w:rPr>
+          <w:t>ciljne</w:t>
+        </w:r>
+        <w:proofErr w:type="spellEnd"/>
+        <w:r>
+          <w:rPr>
+            <w:rStyle w:val="Hyperlink"/>
+          </w:rPr>
+          <w:t xml:space="preserve"> </w:t>
+        </w:r>
+        <w:proofErr w:type="spellStart"/>
+        <w:r>
+          <w:rPr>
+            <w:rStyle w:val="Hyperlink"/>
+          </w:rPr>
+          <w:t>grupe</w:t>
+        </w:r>
+        <w:proofErr w:type="spellEnd"/>
       </w:hyperlink>
     </w:p>
     <w:p>
@@ -468,8 +913,30 @@
           <w:rPr>
             <w:rStyle w:val="Hyperlink"/>
           </w:rPr>
-          <w:t>1.4 Otvorena pitanja</w:t>
-        </w:r>
+          <w:t xml:space="preserve">1.4 </w:t>
+        </w:r>
+        <w:proofErr w:type="spellStart"/>
+        <w:r>
+          <w:rPr>
+            <w:rStyle w:val="Hyperlink"/>
+          </w:rPr>
+          <w:t>Otvorena</w:t>
+        </w:r>
+        <w:proofErr w:type="spellEnd"/>
+        <w:r>
+          <w:rPr>
+            <w:rStyle w:val="Hyperlink"/>
+          </w:rPr>
+          <w:t xml:space="preserve"> </w:t>
+        </w:r>
+        <w:proofErr w:type="spellStart"/>
+        <w:r>
+          <w:rPr>
+            <w:rStyle w:val="Hyperlink"/>
+          </w:rPr>
+          <w:t>pitanja</w:t>
+        </w:r>
+        <w:proofErr w:type="spellEnd"/>
       </w:hyperlink>
     </w:p>
     <w:p>
@@ -481,8 +948,72 @@
           <w:rPr>
             <w:rStyle w:val="Hyperlink"/>
           </w:rPr>
-          <w:t>2. Scenario pregleda obaveštenja na početnoj strani</w:t>
-        </w:r>
+          <w:t xml:space="preserve">2. Scenario </w:t>
+        </w:r>
+        <w:proofErr w:type="spellStart"/>
+        <w:r>
+          <w:rPr>
+            <w:rStyle w:val="Hyperlink"/>
+          </w:rPr>
+          <w:t>pregleda</w:t>
+        </w:r>
+        <w:proofErr w:type="spellEnd"/>
+        <w:r>
+          <w:rPr>
+            <w:rStyle w:val="Hyperlink"/>
+          </w:rPr>
+          <w:t xml:space="preserve"> </w:t>
+        </w:r>
+        <w:proofErr w:type="spellStart"/>
+        <w:r>
+          <w:rPr>
+            <w:rStyle w:val="Hyperlink"/>
+          </w:rPr>
+          <w:t>obaveštenja</w:t>
+        </w:r>
+        <w:proofErr w:type="spellEnd"/>
+        <w:r>
+          <w:rPr>
+            <w:rStyle w:val="Hyperlink"/>
+          </w:rPr>
+          <w:t xml:space="preserve"> </w:t>
+        </w:r>
+        <w:proofErr w:type="spellStart"/>
+        <w:r>
+          <w:rPr>
+            <w:rStyle w:val="Hyperlink"/>
+          </w:rPr>
+          <w:t>na</w:t>
+        </w:r>
+        <w:proofErr w:type="spellEnd"/>
+        <w:r>
+          <w:rPr>
+            <w:rStyle w:val="Hyperlink"/>
+          </w:rPr>
+          <w:t xml:space="preserve"> </w:t>
+        </w:r>
+        <w:proofErr w:type="spellStart"/>
+        <w:r>
+          <w:rPr>
+            <w:rStyle w:val="Hyperlink"/>
+          </w:rPr>
+          <w:t>početnoj</w:t>
+        </w:r>
+        <w:proofErr w:type="spellEnd"/>
+        <w:r>
+          <w:rPr>
+            <w:rStyle w:val="Hyperlink"/>
+          </w:rPr>
+          <w:t xml:space="preserve"> </w:t>
+        </w:r>
+        <w:proofErr w:type="spellStart"/>
+        <w:r>
+          <w:rPr>
+            <w:rStyle w:val="Hyperlink"/>
+          </w:rPr>
+          <w:t>strani</w:t>
+        </w:r>
+        <w:proofErr w:type="spellEnd"/>
       </w:hyperlink>
     </w:p>
     <w:p>
@@ -495,8 +1026,30 @@
           <w:rPr>
             <w:rStyle w:val="Hyperlink"/>
           </w:rPr>
-          <w:t>2.1 Kratak opis</w:t>
-        </w:r>
+          <w:t xml:space="preserve">2.1 </w:t>
+        </w:r>
+        <w:proofErr w:type="spellStart"/>
+        <w:r>
+          <w:rPr>
+            <w:rStyle w:val="Hyperlink"/>
+          </w:rPr>
+          <w:t>Kratak</w:t>
+        </w:r>
+        <w:proofErr w:type="spellEnd"/>
+        <w:r>
+          <w:rPr>
+            <w:rStyle w:val="Hyperlink"/>
+          </w:rPr>
+          <w:t xml:space="preserve"> </w:t>
+        </w:r>
+        <w:proofErr w:type="spellStart"/>
+        <w:r>
+          <w:rPr>
+            <w:rStyle w:val="Hyperlink"/>
+          </w:rPr>
+          <w:t>opis</w:t>
+        </w:r>
+        <w:proofErr w:type="spellEnd"/>
       </w:hyperlink>
     </w:p>
     <w:p>
@@ -509,8 +1062,16 @@
           <w:rPr>
             <w:rStyle w:val="Hyperlink"/>
           </w:rPr>
-          <w:t>2.2 Tok događaja</w:t>
-        </w:r>
+          <w:t xml:space="preserve">2.2 Tok </w:t>
+        </w:r>
+        <w:proofErr w:type="spellStart"/>
+        <w:r>
+          <w:rPr>
+            <w:rStyle w:val="Hyperlink"/>
+          </w:rPr>
+          <w:t>događaja</w:t>
+        </w:r>
+        <w:proofErr w:type="spellEnd"/>
       </w:hyperlink>
     </w:p>
     <w:p>
@@ -523,8 +1084,86 @@
           <w:rPr>
             <w:rStyle w:val="Hyperlink"/>
           </w:rPr>
-          <w:t>2.2.1 Osnovni uspešan scenario – zaposleni uspešno pregleda obaveštenja</w:t>
-        </w:r>
+          <w:t xml:space="preserve">2.2.1 </w:t>
+        </w:r>
+        <w:proofErr w:type="spellStart"/>
+        <w:r>
+          <w:rPr>
+            <w:rStyle w:val="Hyperlink"/>
+          </w:rPr>
+          <w:t>Osnovni</w:t>
+        </w:r>
+        <w:proofErr w:type="spellEnd"/>
+        <w:r>
+          <w:rPr>
+            <w:rStyle w:val="Hyperlink"/>
+          </w:rPr>
+          <w:t xml:space="preserve"> </w:t>
+        </w:r>
+        <w:proofErr w:type="spellStart"/>
+        <w:r>
+          <w:rPr>
+            <w:rStyle w:val="Hyperlink"/>
+          </w:rPr>
+          <w:t>uspešan</w:t>
+        </w:r>
+        <w:proofErr w:type="spellEnd"/>
+        <w:r>
+          <w:rPr>
+            <w:rStyle w:val="Hyperlink"/>
+          </w:rPr>
+          <w:t xml:space="preserve"> scenario – </w:t>
+        </w:r>
+        <w:proofErr w:type="spellStart"/>
+        <w:r>
+          <w:rPr>
+            <w:rStyle w:val="Hyperlink"/>
+          </w:rPr>
+          <w:t>zaposleni</w:t>
+        </w:r>
+        <w:proofErr w:type="spellEnd"/>
+        <w:r>
+          <w:rPr>
+            <w:rStyle w:val="Hyperlink"/>
+          </w:rPr>
+          <w:t xml:space="preserve"> </w:t>
+        </w:r>
+        <w:proofErr w:type="spellStart"/>
+        <w:r>
+          <w:rPr>
+            <w:rStyle w:val="Hyperlink"/>
+          </w:rPr>
+          <w:t>uspešno</w:t>
+        </w:r>
+        <w:proofErr w:type="spellEnd"/>
+        <w:r>
+          <w:rPr>
+            <w:rStyle w:val="Hyperlink"/>
+          </w:rPr>
+          <w:t xml:space="preserve"> </w:t>
+        </w:r>
+        <w:proofErr w:type="spellStart"/>
+        <w:r>
+          <w:rPr>
+            <w:rStyle w:val="Hyperlink"/>
+          </w:rPr>
+          <w:t>pregleda</w:t>
+        </w:r>
+        <w:proofErr w:type="spellEnd"/>
+        <w:r>
+          <w:rPr>
+            <w:rStyle w:val="Hyperlink"/>
+          </w:rPr>
+          <w:t xml:space="preserve"> </w:t>
+        </w:r>
+        <w:proofErr w:type="spellStart"/>
+        <w:r>
+          <w:rPr>
+            <w:rStyle w:val="Hyperlink"/>
+          </w:rPr>
+          <w:t>obaveštenja</w:t>
+        </w:r>
+        <w:proofErr w:type="spellEnd"/>
       </w:hyperlink>
     </w:p>
     <w:p>
@@ -537,8 +1176,58 @@
           <w:rPr>
             <w:rStyle w:val="Hyperlink"/>
           </w:rPr>
-          <w:t>2.2.2 Alternativan scenario – nema aktivnih obaveštenja</w:t>
-        </w:r>
+          <w:t xml:space="preserve">2.2.2 </w:t>
+        </w:r>
+        <w:proofErr w:type="spellStart"/>
+        <w:r>
+          <w:rPr>
+            <w:rStyle w:val="Hyperlink"/>
+          </w:rPr>
+          <w:t>Alternativan</w:t>
+        </w:r>
+        <w:proofErr w:type="spellEnd"/>
+        <w:r>
+          <w:rPr>
+            <w:rStyle w:val="Hyperlink"/>
+          </w:rPr>
+          <w:t xml:space="preserve"> scenario – </w:t>
+        </w:r>
+        <w:proofErr w:type="spellStart"/>
+        <w:r>
+          <w:rPr>
+            <w:rStyle w:val="Hyperlink"/>
+          </w:rPr>
+          <w:t>nema</w:t>
+        </w:r>
+        <w:proofErr w:type="spellEnd"/>
+        <w:r>
+          <w:rPr>
+            <w:rStyle w:val="Hyperlink"/>
+          </w:rPr>
+          <w:t xml:space="preserve"> </w:t>
+        </w:r>
+        <w:proofErr w:type="spellStart"/>
+        <w:r>
+          <w:rPr>
+            <w:rStyle w:val="Hyperlink"/>
+          </w:rPr>
+          <w:t>aktivnih</w:t>
+        </w:r>
+        <w:proofErr w:type="spellEnd"/>
+        <w:r>
+          <w:rPr>
+            <w:rStyle w:val="Hyperlink"/>
+          </w:rPr>
+          <w:t xml:space="preserve"> </w:t>
+        </w:r>
+        <w:proofErr w:type="spellStart"/>
+        <w:r>
+          <w:rPr>
+            <w:rStyle w:val="Hyperlink"/>
+          </w:rPr>
+          <w:t>obaveštenja</w:t>
+        </w:r>
+        <w:proofErr w:type="spellEnd"/>
       </w:hyperlink>
     </w:p>
     <w:p>
@@ -551,8 +1240,72 @@
           <w:rPr>
             <w:rStyle w:val="Hyperlink"/>
           </w:rPr>
-          <w:t>2.2.3 Alternativan scenario – greška pri učitavanju obaveštenja</w:t>
-        </w:r>
+          <w:t xml:space="preserve">2.2.3 </w:t>
+        </w:r>
+        <w:proofErr w:type="spellStart"/>
+        <w:r>
+          <w:rPr>
+            <w:rStyle w:val="Hyperlink"/>
+          </w:rPr>
+          <w:t>Alternativan</w:t>
+        </w:r>
+        <w:proofErr w:type="spellEnd"/>
+        <w:r>
+          <w:rPr>
+            <w:rStyle w:val="Hyperlink"/>
+          </w:rPr>
+          <w:t xml:space="preserve"> scenario – </w:t>
+        </w:r>
+        <w:proofErr w:type="spellStart"/>
+        <w:r>
+          <w:rPr>
+            <w:rStyle w:val="Hyperlink"/>
+          </w:rPr>
+          <w:t>greška</w:t>
+        </w:r>
+        <w:proofErr w:type="spellEnd"/>
+        <w:r>
+          <w:rPr>
+            <w:rStyle w:val="Hyperlink"/>
+          </w:rPr>
+          <w:t xml:space="preserve"> </w:t>
+        </w:r>
+        <w:proofErr w:type="spellStart"/>
+        <w:r>
+          <w:rPr>
+            <w:rStyle w:val="Hyperlink"/>
+          </w:rPr>
+          <w:t>pri</w:t>
+        </w:r>
+        <w:proofErr w:type="spellEnd"/>
+        <w:r>
+          <w:rPr>
+            <w:rStyle w:val="Hyperlink"/>
+          </w:rPr>
+          <w:t xml:space="preserve"> </w:t>
+        </w:r>
+        <w:proofErr w:type="spellStart"/>
+        <w:r>
+          <w:rPr>
+            <w:rStyle w:val="Hyperlink"/>
+          </w:rPr>
+          <w:t>učitavanju</w:t>
+        </w:r>
+        <w:proofErr w:type="spellEnd"/>
+        <w:r>
+          <w:rPr>
+            <w:rStyle w:val="Hyperlink"/>
+          </w:rPr>
+          <w:t xml:space="preserve"> </w:t>
+        </w:r>
+        <w:proofErr w:type="spellStart"/>
+        <w:r>
+          <w:rPr>
+            <w:rStyle w:val="Hyperlink"/>
+          </w:rPr>
+          <w:t>obaveštenja</w:t>
+        </w:r>
+        <w:proofErr w:type="spellEnd"/>
       </w:hyperlink>
     </w:p>
     <w:p>
@@ -565,8 +1318,30 @@
           <w:rPr>
             <w:rStyle w:val="Hyperlink"/>
           </w:rPr>
-          <w:t>2.3 Posebni zahtevi</w:t>
-        </w:r>
+          <w:t xml:space="preserve">2.3 </w:t>
+        </w:r>
+        <w:proofErr w:type="spellStart"/>
+        <w:r>
+          <w:rPr>
+            <w:rStyle w:val="Hyperlink"/>
+          </w:rPr>
+          <w:t>Posebni</w:t>
+        </w:r>
+        <w:proofErr w:type="spellEnd"/>
+        <w:r>
+          <w:rPr>
+            <w:rStyle w:val="Hyperlink"/>
+          </w:rPr>
+          <w:t xml:space="preserve"> </w:t>
+        </w:r>
+        <w:proofErr w:type="spellStart"/>
+        <w:r>
+          <w:rPr>
+            <w:rStyle w:val="Hyperlink"/>
+          </w:rPr>
+          <w:t>zahtevi</w:t>
+        </w:r>
+        <w:proofErr w:type="spellEnd"/>
       </w:hyperlink>
     </w:p>
     <w:p>
@@ -579,8 +1354,16 @@
           <w:rPr>
             <w:rStyle w:val="Hyperlink"/>
           </w:rPr>
-          <w:t>2.4 Preduslovi</w:t>
-        </w:r>
+          <w:t xml:space="preserve">2.4 </w:t>
+        </w:r>
+        <w:proofErr w:type="spellStart"/>
+        <w:r>
+          <w:rPr>
+            <w:rStyle w:val="Hyperlink"/>
+          </w:rPr>
+          <w:t>Preduslovi</w:t>
+        </w:r>
+        <w:proofErr w:type="spellEnd"/>
       </w:hyperlink>
     </w:p>
     <w:p>
@@ -593,8 +1376,16 @@
           <w:rPr>
             <w:rStyle w:val="Hyperlink"/>
           </w:rPr>
-          <w:t>2.5 Posledice</w:t>
-        </w:r>
+          <w:t xml:space="preserve">2.5 </w:t>
+        </w:r>
+        <w:proofErr w:type="spellStart"/>
+        <w:r>
+          <w:rPr>
+            <w:rStyle w:val="Hyperlink"/>
+          </w:rPr>
+          <w:t>Posledice</w:t>
+        </w:r>
+        <w:proofErr w:type="spellEnd"/>
       </w:hyperlink>
     </w:p>
     <w:p>
@@ -616,9 +1407,21 @@
           <w:szCs w:val="28"/>
         </w:rPr>
         <w:lastRenderedPageBreak/>
-        <w:t>1. Uvod</w:t>
+        <w:t xml:space="preserve">1. </w:t>
+      </w:r>
+      <w:proofErr w:type="spellStart"/>
+      <w:r>
+        <w:rPr>
+          <w:b/>
+          <w:bCs/>
+          <w:color w:val="2B5797"/>
+          <w:sz w:val="28"/>
+          <w:szCs w:val="28"/>
+        </w:rPr>
+        <w:t>Uvod</w:t>
       </w:r>
       <w:bookmarkEnd w:id="2"/>
+      <w:proofErr w:type="spellEnd"/>
     </w:p>
     <w:p>
       <w:pPr>
@@ -633,17 +1436,113 @@
           <w:sz w:val="24"/>
           <w:szCs w:val="24"/>
         </w:rPr>
-        <w:t>1.1 Rezime</w:t>
+        <w:t xml:space="preserve">1.1 </w:t>
+      </w:r>
+      <w:proofErr w:type="spellStart"/>
+      <w:r>
+        <w:rPr>
+          <w:b/>
+          <w:bCs/>
+          <w:sz w:val="24"/>
+          <w:szCs w:val="24"/>
+        </w:rPr>
+        <w:t>Rezime</w:t>
       </w:r>
       <w:bookmarkEnd w:id="3"/>
+      <w:proofErr w:type="spellEnd"/>
     </w:p>
     <w:p>
       <w:pPr>
         <w:spacing w:after="80" w:line="276" w:lineRule="auto"/>
         <w:ind w:left="360"/>
       </w:pPr>
-      <w:r>
-        <w:t>Definisanje scenarija upotrebe za funkcionalnost pregleda obaveštenja na početnoj strani u ScanFlow aplikaciji.</w:t>
+      <w:proofErr w:type="spellStart"/>
+      <w:r>
+        <w:t>Definisanje</w:t>
+      </w:r>
+      <w:proofErr w:type="spellEnd"/>
+      <w:r>
+        <w:t xml:space="preserve"> </w:t>
+      </w:r>
+      <w:proofErr w:type="spellStart"/>
+      <w:r>
+        <w:t>scenarija</w:t>
+      </w:r>
+      <w:proofErr w:type="spellEnd"/>
+      <w:r>
+        <w:t xml:space="preserve"> </w:t>
+      </w:r>
+      <w:proofErr w:type="spellStart"/>
+      <w:r>
+        <w:t>upotrebe</w:t>
+      </w:r>
+      <w:proofErr w:type="spellEnd"/>
+      <w:r>
+        <w:t xml:space="preserve"> za </w:t>
+      </w:r>
+      <w:proofErr w:type="spellStart"/>
+      <w:r>
+        <w:t>funkcionalnost</w:t>
+      </w:r>
+      <w:proofErr w:type="spellEnd"/>
+      <w:r>
+        <w:t xml:space="preserve"> </w:t>
+      </w:r>
+      <w:proofErr w:type="spellStart"/>
+      <w:r>
+        <w:t>pregleda</w:t>
+      </w:r>
+      <w:proofErr w:type="spellEnd"/>
+      <w:r>
+        <w:t xml:space="preserve"> </w:t>
+      </w:r>
+      <w:proofErr w:type="spellStart"/>
+      <w:r>
+        <w:t>obaveštenja</w:t>
+      </w:r>
+      <w:proofErr w:type="spellEnd"/>
+      <w:r>
+        <w:t xml:space="preserve"> </w:t>
+      </w:r>
+      <w:proofErr w:type="spellStart"/>
+      <w:r>
+        <w:t>na</w:t>
+      </w:r>
+      <w:proofErr w:type="spellEnd"/>
+      <w:r>
+        <w:t xml:space="preserve"> </w:t>
+      </w:r>
+      <w:proofErr w:type="spellStart"/>
+      <w:r>
+        <w:t>početnoj</w:t>
+      </w:r>
+      <w:proofErr w:type="spellEnd"/>
+      <w:r>
+        <w:t xml:space="preserve"> </w:t>
+      </w:r>
+      <w:proofErr w:type="spellStart"/>
+      <w:r>
+        <w:t>strani</w:t>
+      </w:r>
+      <w:proofErr w:type="spellEnd"/>
+      <w:r>
+        <w:t xml:space="preserve"> u </w:t>
+      </w:r>
+      <w:proofErr w:type="spellStart"/>
+      <w:r>
+        <w:t>ScanFlow</w:t>
+      </w:r>
+      <w:proofErr w:type="spellEnd"/>
+      <w:r>
+        <w:t xml:space="preserve"> </w:t>
+      </w:r>
+      <w:proofErr w:type="spellStart"/>
+      <w:r>
+        <w:t>aplikaciji</w:t>
+      </w:r>
+      <w:proofErr w:type="spellEnd"/>
+      <w:r>
+        <w:t>.</w:t>
       </w:r>
     </w:p>
     <w:p>
@@ -659,17 +1558,233 @@
           <w:sz w:val="24"/>
           <w:szCs w:val="24"/>
         </w:rPr>
-        <w:t>1.2 Namena dokumenta i ciljne grupe</w:t>
+        <w:t xml:space="preserve">1.2 </w:t>
+      </w:r>
+      <w:proofErr w:type="spellStart"/>
+      <w:r>
+        <w:rPr>
+          <w:b/>
+          <w:bCs/>
+          <w:sz w:val="24"/>
+          <w:szCs w:val="24"/>
+        </w:rPr>
+        <w:t>Namena</w:t>
+      </w:r>
+      <w:proofErr w:type="spellEnd"/>
+      <w:r>
+        <w:rPr>
+          <w:b/>
+          <w:bCs/>
+          <w:sz w:val="24"/>
+          <w:szCs w:val="24"/>
+        </w:rPr>
+        <w:t xml:space="preserve"> </w:t>
+      </w:r>
+      <w:proofErr w:type="spellStart"/>
+      <w:r>
+        <w:rPr>
+          <w:b/>
+          <w:bCs/>
+          <w:sz w:val="24"/>
+          <w:szCs w:val="24"/>
+        </w:rPr>
+        <w:t>dokumenta</w:t>
+      </w:r>
+      <w:proofErr w:type="spellEnd"/>
+      <w:r>
+        <w:rPr>
+          <w:b/>
+          <w:bCs/>
+          <w:sz w:val="24"/>
+          <w:szCs w:val="24"/>
+        </w:rPr>
+        <w:t xml:space="preserve"> </w:t>
+      </w:r>
+      <w:proofErr w:type="spellStart"/>
+      <w:r>
+        <w:rPr>
+          <w:b/>
+          <w:bCs/>
+          <w:sz w:val="24"/>
+          <w:szCs w:val="24"/>
+        </w:rPr>
+        <w:t>i</w:t>
+      </w:r>
+      <w:proofErr w:type="spellEnd"/>
+      <w:r>
+        <w:rPr>
+          <w:b/>
+          <w:bCs/>
+          <w:sz w:val="24"/>
+          <w:szCs w:val="24"/>
+        </w:rPr>
+        <w:t xml:space="preserve"> </w:t>
+      </w:r>
+      <w:proofErr w:type="spellStart"/>
+      <w:r>
+        <w:rPr>
+          <w:b/>
+          <w:bCs/>
+          <w:sz w:val="24"/>
+          <w:szCs w:val="24"/>
+        </w:rPr>
+        <w:t>ciljne</w:t>
+      </w:r>
+      <w:proofErr w:type="spellEnd"/>
+      <w:r>
+        <w:rPr>
+          <w:b/>
+          <w:bCs/>
+          <w:sz w:val="24"/>
+          <w:szCs w:val="24"/>
+        </w:rPr>
+        <w:t xml:space="preserve"> </w:t>
+      </w:r>
+      <w:proofErr w:type="spellStart"/>
+      <w:r>
+        <w:rPr>
+          <w:b/>
+          <w:bCs/>
+          <w:sz w:val="24"/>
+          <w:szCs w:val="24"/>
+        </w:rPr>
+        <w:t>grupe</w:t>
       </w:r>
       <w:bookmarkEnd w:id="4"/>
+      <w:proofErr w:type="spellEnd"/>
     </w:p>
     <w:p>
       <w:pPr>
         <w:spacing w:after="80" w:line="276" w:lineRule="auto"/>
         <w:ind w:left="360"/>
       </w:pPr>
-      <w:r>
-        <w:t>Dokument koriste članovi tima za razvoj, testiranje i implementaciju funkcionalnosti, kao i za usaglašavanje prikaza početne strane za zaposlene.</w:t>
+      <w:proofErr w:type="spellStart"/>
+      <w:r>
+        <w:t>Dokument</w:t>
+      </w:r>
+      <w:proofErr w:type="spellEnd"/>
+      <w:r>
+        <w:t xml:space="preserve"> </w:t>
+      </w:r>
+      <w:proofErr w:type="spellStart"/>
+      <w:r>
+        <w:t>koriste</w:t>
+      </w:r>
+      <w:proofErr w:type="spellEnd"/>
+      <w:r>
+        <w:t xml:space="preserve"> </w:t>
+      </w:r>
+      <w:proofErr w:type="spellStart"/>
+      <w:r>
+        <w:t>članovi</w:t>
+      </w:r>
+      <w:proofErr w:type="spellEnd"/>
+      <w:r>
+        <w:t xml:space="preserve"> </w:t>
+      </w:r>
+      <w:proofErr w:type="spellStart"/>
+      <w:r>
+        <w:t>tima</w:t>
+      </w:r>
+      <w:proofErr w:type="spellEnd"/>
+      <w:r>
+        <w:t xml:space="preserve"> za </w:t>
+      </w:r>
+      <w:proofErr w:type="spellStart"/>
+      <w:r>
+        <w:t>razvoj</w:t>
+      </w:r>
+      <w:proofErr w:type="spellEnd"/>
+      <w:r>
+        <w:t xml:space="preserve">, </w:t>
+      </w:r>
+      <w:proofErr w:type="spellStart"/>
+      <w:r>
+        <w:t>testiranje</w:t>
+      </w:r>
+      <w:proofErr w:type="spellEnd"/>
+      <w:r>
+        <w:t xml:space="preserve"> </w:t>
+      </w:r>
+      <w:proofErr w:type="spellStart"/>
+      <w:r>
+        <w:t>i</w:t>
+      </w:r>
+      <w:proofErr w:type="spellEnd"/>
+      <w:r>
+        <w:t xml:space="preserve"> </w:t>
+      </w:r>
+      <w:proofErr w:type="spellStart"/>
+      <w:r>
+        <w:t>implementaciju</w:t>
+      </w:r>
+      <w:proofErr w:type="spellEnd"/>
+      <w:r>
+        <w:t xml:space="preserve"> </w:t>
+      </w:r>
+      <w:proofErr w:type="spellStart"/>
+      <w:r>
+        <w:t>funkcionalnosti</w:t>
+      </w:r>
+      <w:proofErr w:type="spellEnd"/>
+      <w:r>
+        <w:t xml:space="preserve">, </w:t>
+      </w:r>
+      <w:proofErr w:type="spellStart"/>
+      <w:r>
+        <w:t>kao</w:t>
+      </w:r>
+      <w:proofErr w:type="spellEnd"/>
+      <w:r>
+        <w:t xml:space="preserve"> </w:t>
+      </w:r>
+      <w:proofErr w:type="spellStart"/>
+      <w:r>
+        <w:t>i</w:t>
+      </w:r>
+      <w:proofErr w:type="spellEnd"/>
+      <w:r>
+        <w:t xml:space="preserve"> za </w:t>
+      </w:r>
+      <w:proofErr w:type="spellStart"/>
+      <w:r>
+        <w:t>usaglašavanje</w:t>
+      </w:r>
+      <w:proofErr w:type="spellEnd"/>
+      <w:r>
+        <w:t xml:space="preserve"> </w:t>
+      </w:r>
+      <w:proofErr w:type="spellStart"/>
+      <w:r>
+        <w:t>prikaza</w:t>
+      </w:r>
+      <w:proofErr w:type="spellEnd"/>
+      <w:r>
+        <w:t xml:space="preserve"> </w:t>
+      </w:r>
+      <w:proofErr w:type="spellStart"/>
+      <w:r>
+        <w:t>početne</w:t>
+      </w:r>
+      <w:proofErr w:type="spellEnd"/>
+      <w:r>
+        <w:t xml:space="preserve"> </w:t>
+      </w:r>
+      <w:proofErr w:type="spellStart"/>
+      <w:r>
+        <w:t>strane</w:t>
+      </w:r>
+      <w:proofErr w:type="spellEnd"/>
+      <w:r>
+        <w:t xml:space="preserve"> za </w:t>
+      </w:r>
+      <w:proofErr w:type="spellStart"/>
+      <w:r>
+        <w:t>zaposlene</w:t>
+      </w:r>
+      <w:proofErr w:type="spellEnd"/>
+      <w:r>
+        <w:t>.</w:t>
       </w:r>
     </w:p>
     <w:p>
@@ -698,9 +1813,35 @@
         </w:numPr>
         <w:spacing w:after="60" w:line="276" w:lineRule="auto"/>
       </w:pPr>
-      <w:r>
-        <w:t>Projektni zadatak ScanFlow aplikacije</w:t>
-      </w:r>
+      <w:proofErr w:type="spellStart"/>
+      <w:r>
+        <w:t>Projektni</w:t>
+      </w:r>
+      <w:proofErr w:type="spellEnd"/>
+      <w:r>
+        <w:t xml:space="preserve"> </w:t>
+      </w:r>
+      <w:proofErr w:type="spellStart"/>
+      <w:r>
+        <w:t>zadatak</w:t>
+      </w:r>
+      <w:proofErr w:type="spellEnd"/>
+      <w:r>
+        <w:t xml:space="preserve"> </w:t>
+      </w:r>
+      <w:proofErr w:type="spellStart"/>
+      <w:r>
+        <w:t>ScanFlow</w:t>
+      </w:r>
+      <w:proofErr w:type="spellEnd"/>
+      <w:r>
+        <w:t xml:space="preserve"> </w:t>
+      </w:r>
+      <w:proofErr w:type="spellStart"/>
+      <w:r>
+        <w:t>aplikacije</w:t>
+      </w:r>
+      <w:proofErr w:type="spellEnd"/>
     </w:p>
     <w:p>
       <w:pPr>
@@ -711,9 +1852,51 @@
         </w:numPr>
         <w:spacing w:after="60" w:line="276" w:lineRule="auto"/>
       </w:pPr>
-      <w:r>
-        <w:t>Uputstvo za pisanje specifikacije scenarija upotrebe funkcionalnosti</w:t>
-      </w:r>
+      <w:proofErr w:type="spellStart"/>
+      <w:r>
+        <w:t>Uputstvo</w:t>
+      </w:r>
+      <w:proofErr w:type="spellEnd"/>
+      <w:r>
+        <w:t xml:space="preserve"> za </w:t>
+      </w:r>
+      <w:proofErr w:type="spellStart"/>
+      <w:r>
+        <w:t>pisanje</w:t>
+      </w:r>
+      <w:proofErr w:type="spellEnd"/>
+      <w:r>
+        <w:t xml:space="preserve"> </w:t>
+      </w:r>
+      <w:proofErr w:type="spellStart"/>
+      <w:r>
+        <w:t>specifikacije</w:t>
+      </w:r>
+      <w:proofErr w:type="spellEnd"/>
+      <w:r>
+        <w:t xml:space="preserve"> </w:t>
+      </w:r>
+      <w:proofErr w:type="spellStart"/>
+      <w:r>
+        <w:t>scenarija</w:t>
+      </w:r>
+      <w:proofErr w:type="spellEnd"/>
+      <w:r>
+        <w:t xml:space="preserve"> </w:t>
+      </w:r>
+      <w:proofErr w:type="spellStart"/>
+      <w:r>
+        <w:t>upotrebe</w:t>
+      </w:r>
+      <w:proofErr w:type="spellEnd"/>
+      <w:r>
+        <w:t xml:space="preserve"> </w:t>
+      </w:r>
+      <w:proofErr w:type="spellStart"/>
+      <w:r>
+        <w:t>funkcionalnosti</w:t>
+      </w:r>
+      <w:proofErr w:type="spellEnd"/>
     </w:p>
     <w:p>
       <w:pPr>
@@ -728,9 +1911,40 @@
           <w:sz w:val="24"/>
           <w:szCs w:val="24"/>
         </w:rPr>
-        <w:t>1.4 Otvorena pitanja</w:t>
+        <w:t xml:space="preserve">1.4 </w:t>
+      </w:r>
+      <w:proofErr w:type="spellStart"/>
+      <w:r>
+        <w:rPr>
+          <w:b/>
+          <w:bCs/>
+          <w:sz w:val="24"/>
+          <w:szCs w:val="24"/>
+        </w:rPr>
+        <w:t>Otvorena</w:t>
+      </w:r>
+      <w:proofErr w:type="spellEnd"/>
+      <w:r>
+        <w:rPr>
+          <w:b/>
+          <w:bCs/>
+          <w:sz w:val="24"/>
+          <w:szCs w:val="24"/>
+        </w:rPr>
+        <w:t xml:space="preserve"> </w:t>
+      </w:r>
+      <w:proofErr w:type="spellStart"/>
+      <w:r>
+        <w:rPr>
+          <w:b/>
+          <w:bCs/>
+          <w:sz w:val="24"/>
+          <w:szCs w:val="24"/>
+        </w:rPr>
+        <w:t>pitanja</w:t>
       </w:r>
       <w:bookmarkEnd w:id="6"/>
+      <w:proofErr w:type="spellEnd"/>
     </w:p>
     <w:tbl>
       <w:tblPr>
@@ -755,12 +1969,6 @@
         <w:gridCol w:w="3135"/>
       </w:tblGrid>
       <w:tr>
-        <w:tblPrEx>
-          <w:tblCellMar>
-            <w:top w:w="0" w:type="dxa"/>
-            <w:bottom w:w="0" w:type="dxa"/>
-          </w:tblCellMar>
-        </w:tblPrEx>
         <w:tc>
           <w:tcPr>
             <w:tcW w:w="3135" w:type="dxa"/>
@@ -780,13 +1988,31 @@
             <w:vAlign w:val="center"/>
           </w:tcPr>
           <w:p>
+            <w:proofErr w:type="spellStart"/>
             <w:r>
               <w:rPr>
                 <w:b/>
                 <w:bCs/>
               </w:rPr>
-              <w:t>Redni broj</w:t>
-            </w:r>
+              <w:t>Redni</w:t>
+            </w:r>
+            <w:proofErr w:type="spellEnd"/>
+            <w:r>
+              <w:rPr>
+                <w:b/>
+                <w:bCs/>
+              </w:rPr>
+              <w:t xml:space="preserve"> </w:t>
+            </w:r>
+            <w:proofErr w:type="spellStart"/>
+            <w:r>
+              <w:rPr>
+                <w:b/>
+                <w:bCs/>
+              </w:rPr>
+              <w:t>broj</w:t>
+            </w:r>
+            <w:proofErr w:type="spellEnd"/>
           </w:p>
         </w:tc>
         <w:tc>
@@ -808,6 +2034,7 @@
             <w:vAlign w:val="center"/>
           </w:tcPr>
           <w:p>
+            <w:proofErr w:type="spellStart"/>
             <w:r>
               <w:rPr>
                 <w:b/>
@@ -815,6 +2042,7 @@
               </w:rPr>
               <w:t>Opis</w:t>
             </w:r>
+            <w:proofErr w:type="spellEnd"/>
           </w:p>
         </w:tc>
         <w:tc>
@@ -836,6 +2064,7 @@
             <w:vAlign w:val="center"/>
           </w:tcPr>
           <w:p>
+            <w:proofErr w:type="spellStart"/>
             <w:r>
               <w:rPr>
                 <w:b/>
@@ -843,16 +2072,11 @@
               </w:rPr>
               <w:t>Rešenje</w:t>
             </w:r>
+            <w:proofErr w:type="spellEnd"/>
           </w:p>
         </w:tc>
       </w:tr>
       <w:tr>
-        <w:tblPrEx>
-          <w:tblCellMar>
-            <w:top w:w="0" w:type="dxa"/>
-            <w:bottom w:w="0" w:type="dxa"/>
-          </w:tblCellMar>
-        </w:tblPrEx>
         <w:tc>
           <w:tcPr>
             <w:tcW w:w="3135" w:type="dxa"/>
@@ -895,7 +2119,103 @@
           </w:tcPr>
           <w:p>
             <w:r>
-              <w:t>Da li se obaveštenja prikazuju svim zaposlenima ili mogu biti filtrirana po timu, smeni ili ulozi?</w:t>
+              <w:t xml:space="preserve">Da li se </w:t>
+            </w:r>
+            <w:proofErr w:type="spellStart"/>
+            <w:r>
+              <w:t>obaveštenja</w:t>
+            </w:r>
+            <w:proofErr w:type="spellEnd"/>
+            <w:r>
+              <w:t xml:space="preserve"> </w:t>
+            </w:r>
+            <w:proofErr w:type="spellStart"/>
+            <w:r>
+              <w:t>prikazuju</w:t>
+            </w:r>
+            <w:proofErr w:type="spellEnd"/>
+            <w:r>
+              <w:t xml:space="preserve"> </w:t>
+            </w:r>
+            <w:proofErr w:type="spellStart"/>
+            <w:r>
+              <w:t>svim</w:t>
+            </w:r>
+            <w:proofErr w:type="spellEnd"/>
+            <w:r>
+              <w:t xml:space="preserve"> </w:t>
+            </w:r>
+            <w:proofErr w:type="spellStart"/>
+            <w:r>
+              <w:t>zaposlenima</w:t>
+            </w:r>
+            <w:proofErr w:type="spellEnd"/>
+            <w:r>
+              <w:t xml:space="preserve"> </w:t>
+            </w:r>
+            <w:proofErr w:type="spellStart"/>
+            <w:r>
+              <w:t>ili</w:t>
+            </w:r>
+            <w:proofErr w:type="spellEnd"/>
+            <w:r>
+              <w:t xml:space="preserve"> </w:t>
+            </w:r>
+            <w:proofErr w:type="spellStart"/>
+            <w:r>
+              <w:t>mogu</w:t>
+            </w:r>
+            <w:proofErr w:type="spellEnd"/>
+            <w:r>
+              <w:t xml:space="preserve"> </w:t>
+            </w:r>
+            <w:proofErr w:type="spellStart"/>
+            <w:r>
+              <w:t>biti</w:t>
+            </w:r>
+            <w:proofErr w:type="spellEnd"/>
+            <w:r>
+              <w:t xml:space="preserve"> </w:t>
+            </w:r>
+            <w:proofErr w:type="spellStart"/>
+            <w:r>
+              <w:t>filtrirana</w:t>
+            </w:r>
+            <w:proofErr w:type="spellEnd"/>
+            <w:r>
+              <w:t xml:space="preserve"> po </w:t>
+            </w:r>
+            <w:proofErr w:type="spellStart"/>
+            <w:r>
+              <w:t>timu</w:t>
+            </w:r>
+            <w:proofErr w:type="spellEnd"/>
+            <w:r>
+              <w:t xml:space="preserve">, </w:t>
+            </w:r>
+            <w:proofErr w:type="spellStart"/>
+            <w:r>
+              <w:t>smeni</w:t>
+            </w:r>
+            <w:proofErr w:type="spellEnd"/>
+            <w:r>
+              <w:t xml:space="preserve"> </w:t>
+            </w:r>
+            <w:proofErr w:type="spellStart"/>
+            <w:r>
+              <w:t>ili</w:t>
+            </w:r>
+            <w:proofErr w:type="spellEnd"/>
+            <w:r>
+              <w:t xml:space="preserve"> </w:t>
+            </w:r>
+            <w:proofErr w:type="spellStart"/>
+            <w:r>
+              <w:t>ulozi</w:t>
+            </w:r>
+            <w:proofErr w:type="spellEnd"/>
+            <w:r>
+              <w:t>?</w:t>
             </w:r>
           </w:p>
         </w:tc>
@@ -920,12 +2240,6 @@
         </w:tc>
       </w:tr>
       <w:tr>
-        <w:tblPrEx>
-          <w:tblCellMar>
-            <w:top w:w="0" w:type="dxa"/>
-            <w:bottom w:w="0" w:type="dxa"/>
-          </w:tblCellMar>
-        </w:tblPrEx>
         <w:tc>
           <w:tcPr>
             <w:tcW w:w="3135" w:type="dxa"/>
@@ -968,7 +2282,87 @@
           </w:tcPr>
           <w:p>
             <w:r>
-              <w:t>Da li obaveštenja imaju rok važenja nakon kog se automatski uklanjaju sa oglasne table?</w:t>
+              <w:t xml:space="preserve">Da li </w:t>
+            </w:r>
+            <w:proofErr w:type="spellStart"/>
+            <w:r>
+              <w:t>obaveštenja</w:t>
+            </w:r>
+            <w:proofErr w:type="spellEnd"/>
+            <w:r>
+              <w:t xml:space="preserve"> </w:t>
+            </w:r>
+            <w:proofErr w:type="spellStart"/>
+            <w:r>
+              <w:t>imaju</w:t>
+            </w:r>
+            <w:proofErr w:type="spellEnd"/>
+            <w:r>
+              <w:t xml:space="preserve"> </w:t>
+            </w:r>
+            <w:proofErr w:type="spellStart"/>
+            <w:r>
+              <w:t>rok</w:t>
+            </w:r>
+            <w:proofErr w:type="spellEnd"/>
+            <w:r>
+              <w:t xml:space="preserve"> </w:t>
+            </w:r>
+            <w:proofErr w:type="spellStart"/>
+            <w:r>
+              <w:t>važenja</w:t>
+            </w:r>
+            <w:proofErr w:type="spellEnd"/>
+            <w:r>
+              <w:t xml:space="preserve"> </w:t>
+            </w:r>
+            <w:proofErr w:type="spellStart"/>
+            <w:r>
+              <w:t>nakon</w:t>
+            </w:r>
+            <w:proofErr w:type="spellEnd"/>
+            <w:r>
+              <w:t xml:space="preserve"> </w:t>
+            </w:r>
+            <w:proofErr w:type="spellStart"/>
+            <w:r>
+              <w:t>kog</w:t>
+            </w:r>
+            <w:proofErr w:type="spellEnd"/>
+            <w:r>
+              <w:t xml:space="preserve"> se </w:t>
+            </w:r>
+            <w:proofErr w:type="spellStart"/>
+            <w:r>
+              <w:t>automatski</w:t>
+            </w:r>
+            <w:proofErr w:type="spellEnd"/>
+            <w:r>
+              <w:t xml:space="preserve"> </w:t>
+            </w:r>
+            <w:proofErr w:type="spellStart"/>
+            <w:r>
+              <w:t>uklanjaju</w:t>
+            </w:r>
+            <w:proofErr w:type="spellEnd"/>
+            <w:r>
+              <w:t xml:space="preserve"> </w:t>
+            </w:r>
+            <w:proofErr w:type="spellStart"/>
+            <w:r>
+              <w:t>sa</w:t>
+            </w:r>
+            <w:proofErr w:type="spellEnd"/>
+            <w:r>
+              <w:t xml:space="preserve"> </w:t>
+            </w:r>
+            <w:proofErr w:type="spellStart"/>
+            <w:r>
+              <w:t>oglasne</w:t>
+            </w:r>
+            <w:proofErr w:type="spellEnd"/>
+            <w:r>
+              <w:t xml:space="preserve"> table?</w:t>
             </w:r>
           </w:p>
         </w:tc>
@@ -993,12 +2387,6 @@
         </w:tc>
       </w:tr>
       <w:tr>
-        <w:tblPrEx>
-          <w:tblCellMar>
-            <w:top w:w="0" w:type="dxa"/>
-            <w:bottom w:w="0" w:type="dxa"/>
-          </w:tblCellMar>
-        </w:tblPrEx>
         <w:tc>
           <w:tcPr>
             <w:tcW w:w="3135" w:type="dxa"/>
@@ -1041,7 +2429,71 @@
           </w:tcPr>
           <w:p>
             <w:r>
-              <w:t>Da li sistem treba da evidentira da je zaposleni otvorio ili pročitao obaveštenje?</w:t>
+              <w:t xml:space="preserve">Da li </w:t>
+            </w:r>
+            <w:proofErr w:type="spellStart"/>
+            <w:r>
+              <w:t>sistem</w:t>
+            </w:r>
+            <w:proofErr w:type="spellEnd"/>
+            <w:r>
+              <w:t xml:space="preserve"> </w:t>
+            </w:r>
+            <w:proofErr w:type="spellStart"/>
+            <w:r>
+              <w:t>treba</w:t>
+            </w:r>
+            <w:proofErr w:type="spellEnd"/>
+            <w:r>
+              <w:t xml:space="preserve"> da </w:t>
+            </w:r>
+            <w:proofErr w:type="spellStart"/>
+            <w:r>
+              <w:t>evidentira</w:t>
+            </w:r>
+            <w:proofErr w:type="spellEnd"/>
+            <w:r>
+              <w:t xml:space="preserve"> da je </w:t>
+            </w:r>
+            <w:proofErr w:type="spellStart"/>
+            <w:r>
+              <w:t>zaposleni</w:t>
+            </w:r>
+            <w:proofErr w:type="spellEnd"/>
+            <w:r>
+              <w:t xml:space="preserve"> </w:t>
+            </w:r>
+            <w:proofErr w:type="spellStart"/>
+            <w:r>
+              <w:t>otvorio</w:t>
+            </w:r>
+            <w:proofErr w:type="spellEnd"/>
+            <w:r>
+              <w:t xml:space="preserve"> </w:t>
+            </w:r>
+            <w:proofErr w:type="spellStart"/>
+            <w:r>
+              <w:t>ili</w:t>
+            </w:r>
+            <w:proofErr w:type="spellEnd"/>
+            <w:r>
+              <w:t xml:space="preserve"> </w:t>
+            </w:r>
+            <w:proofErr w:type="spellStart"/>
+            <w:r>
+              <w:t>pročitao</w:t>
+            </w:r>
+            <w:proofErr w:type="spellEnd"/>
+            <w:r>
+              <w:t xml:space="preserve"> </w:t>
+            </w:r>
+            <w:proofErr w:type="spellStart"/>
+            <w:r>
+              <w:t>obaveštenje</w:t>
+            </w:r>
+            <w:proofErr w:type="spellEnd"/>
+            <w:r>
+              <w:t>?</w:t>
             </w:r>
           </w:p>
         </w:tc>
@@ -1080,9 +2532,109 @@
           <w:sz w:val="28"/>
           <w:szCs w:val="28"/>
         </w:rPr>
-        <w:t>2. Scenario pregleda obaveštenja na početnoj strani</w:t>
+        <w:t xml:space="preserve">2. Scenario </w:t>
+      </w:r>
+      <w:proofErr w:type="spellStart"/>
+      <w:r>
+        <w:rPr>
+          <w:b/>
+          <w:bCs/>
+          <w:color w:val="2B5797"/>
+          <w:sz w:val="28"/>
+          <w:szCs w:val="28"/>
+        </w:rPr>
+        <w:t>pregleda</w:t>
+      </w:r>
+      <w:proofErr w:type="spellEnd"/>
+      <w:r>
+        <w:rPr>
+          <w:b/>
+          <w:bCs/>
+          <w:color w:val="2B5797"/>
+          <w:sz w:val="28"/>
+          <w:szCs w:val="28"/>
+        </w:rPr>
+        <w:t xml:space="preserve"> </w:t>
+      </w:r>
+      <w:proofErr w:type="spellStart"/>
+      <w:r>
+        <w:rPr>
+          <w:b/>
+          <w:bCs/>
+          <w:color w:val="2B5797"/>
+          <w:sz w:val="28"/>
+          <w:szCs w:val="28"/>
+        </w:rPr>
+        <w:t>obaveštenja</w:t>
+      </w:r>
+      <w:proofErr w:type="spellEnd"/>
+      <w:r>
+        <w:rPr>
+          <w:b/>
+          <w:bCs/>
+          <w:color w:val="2B5797"/>
+          <w:sz w:val="28"/>
+          <w:szCs w:val="28"/>
+        </w:rPr>
+        <w:t xml:space="preserve"> </w:t>
+      </w:r>
+      <w:proofErr w:type="spellStart"/>
+      <w:r>
+        <w:rPr>
+          <w:b/>
+          <w:bCs/>
+          <w:color w:val="2B5797"/>
+          <w:sz w:val="28"/>
+          <w:szCs w:val="28"/>
+        </w:rPr>
+        <w:t>na</w:t>
+      </w:r>
+      <w:proofErr w:type="spellEnd"/>
+      <w:r>
+        <w:rPr>
+          <w:b/>
+          <w:bCs/>
+          <w:color w:val="2B5797"/>
+          <w:sz w:val="28"/>
+          <w:szCs w:val="28"/>
+        </w:rPr>
+        <w:t xml:space="preserve"> </w:t>
+      </w:r>
+      <w:proofErr w:type="spellStart"/>
+      <w:r>
+        <w:rPr>
+          <w:b/>
+          <w:bCs/>
+          <w:color w:val="2B5797"/>
+          <w:sz w:val="28"/>
+          <w:szCs w:val="28"/>
+        </w:rPr>
+        <w:t>početnoj</w:t>
+      </w:r>
+      <w:proofErr w:type="spellEnd"/>
+      <w:r>
+        <w:rPr>
+          <w:b/>
+          <w:bCs/>
+          <w:color w:val="2B5797"/>
+          <w:sz w:val="28"/>
+          <w:szCs w:val="28"/>
+        </w:rPr>
+        <w:t xml:space="preserve"> </w:t>
+      </w:r>
+      <w:proofErr w:type="spellStart"/>
+      <w:r>
+        <w:rPr>
+          <w:b/>
+          <w:bCs/>
+          <w:color w:val="2B5797"/>
+          <w:sz w:val="28"/>
+          <w:szCs w:val="28"/>
+        </w:rPr>
+        <w:t>strani</w:t>
       </w:r>
       <w:bookmarkEnd w:id="7"/>
+      <w:proofErr w:type="spellEnd"/>
     </w:p>
     <w:p>
       <w:pPr>
@@ -1097,17 +2649,413 @@
           <w:sz w:val="24"/>
           <w:szCs w:val="24"/>
         </w:rPr>
-        <w:t>2.1 Kratak opis</w:t>
+        <w:t xml:space="preserve">2.1 </w:t>
+      </w:r>
+      <w:proofErr w:type="spellStart"/>
+      <w:r>
+        <w:rPr>
+          <w:b/>
+          <w:bCs/>
+          <w:sz w:val="24"/>
+          <w:szCs w:val="24"/>
+        </w:rPr>
+        <w:t>Kratak</w:t>
+      </w:r>
+      <w:proofErr w:type="spellEnd"/>
+      <w:r>
+        <w:rPr>
+          <w:b/>
+          <w:bCs/>
+          <w:sz w:val="24"/>
+          <w:szCs w:val="24"/>
+        </w:rPr>
+        <w:t xml:space="preserve"> </w:t>
+      </w:r>
+      <w:proofErr w:type="spellStart"/>
+      <w:r>
+        <w:rPr>
+          <w:b/>
+          <w:bCs/>
+          <w:sz w:val="24"/>
+          <w:szCs w:val="24"/>
+        </w:rPr>
+        <w:t>opis</w:t>
       </w:r>
       <w:bookmarkEnd w:id="8"/>
+      <w:proofErr w:type="spellEnd"/>
     </w:p>
     <w:p>
       <w:pPr>
         <w:spacing w:after="80" w:line="276" w:lineRule="auto"/>
         <w:ind w:left="360"/>
       </w:pPr>
-      <w:r>
-        <w:t>Ulogovani zaposleni nakon prijave na sistem na početnoj strani dobija pregled aktuelnih obaveštenja na oglasnoj tabli. Obaveštenja mogu sadržati naslov, kratak opis, datum objave i detaljan sadržaj koji se prikazuje nakon otvaranja pojedinačne stavke.</w:t>
+      <w:proofErr w:type="spellStart"/>
+      <w:r>
+        <w:t>Ulogovani</w:t>
+      </w:r>
+      <w:proofErr w:type="spellEnd"/>
+      <w:r>
+        <w:t xml:space="preserve"> </w:t>
+      </w:r>
+      <w:proofErr w:type="spellStart"/>
+      <w:r>
+        <w:t>zaposleni</w:t>
+      </w:r>
+      <w:proofErr w:type="spellEnd"/>
+      <w:r>
+        <w:t xml:space="preserve"> </w:t>
+      </w:r>
+      <w:proofErr w:type="spellStart"/>
+      <w:r>
+        <w:t>nakon</w:t>
+      </w:r>
+      <w:proofErr w:type="spellEnd"/>
+      <w:r>
+        <w:t xml:space="preserve"> </w:t>
+      </w:r>
+      <w:proofErr w:type="spellStart"/>
+      <w:r>
+        <w:t>prijave</w:t>
+      </w:r>
+      <w:proofErr w:type="spellEnd"/>
+      <w:r>
+        <w:t xml:space="preserve"> </w:t>
+      </w:r>
+      <w:proofErr w:type="spellStart"/>
+      <w:r>
+        <w:t>na</w:t>
+      </w:r>
+      <w:proofErr w:type="spellEnd"/>
+      <w:r>
+        <w:t xml:space="preserve"> </w:t>
+      </w:r>
+      <w:proofErr w:type="spellStart"/>
+      <w:r>
+        <w:t>sistem</w:t>
+      </w:r>
+      <w:proofErr w:type="spellEnd"/>
+      <w:r>
+        <w:t xml:space="preserve"> </w:t>
+      </w:r>
+      <w:proofErr w:type="spellStart"/>
+      <w:r>
+        <w:t>na</w:t>
+      </w:r>
+      <w:proofErr w:type="spellEnd"/>
+      <w:r>
+        <w:t xml:space="preserve"> </w:t>
+      </w:r>
+      <w:proofErr w:type="spellStart"/>
+      <w:r>
+        <w:t>početnoj</w:t>
+      </w:r>
+      <w:proofErr w:type="spellEnd"/>
+      <w:r>
+        <w:t xml:space="preserve"> </w:t>
+      </w:r>
+      <w:proofErr w:type="spellStart"/>
+      <w:r>
+        <w:t>strani</w:t>
+      </w:r>
+      <w:proofErr w:type="spellEnd"/>
+      <w:r>
+        <w:t xml:space="preserve"> </w:t>
+      </w:r>
+      <w:proofErr w:type="spellStart"/>
+      <w:r>
+        <w:t>dobija</w:t>
+      </w:r>
+      <w:proofErr w:type="spellEnd"/>
+      <w:r>
+        <w:t xml:space="preserve"> </w:t>
+      </w:r>
+      <w:proofErr w:type="spellStart"/>
+      <w:r>
+        <w:t>pregled</w:t>
+      </w:r>
+      <w:proofErr w:type="spellEnd"/>
+      <w:r>
+        <w:t xml:space="preserve"> </w:t>
+      </w:r>
+      <w:proofErr w:type="spellStart"/>
+      <w:r>
+        <w:t>aktuelnih</w:t>
+      </w:r>
+      <w:proofErr w:type="spellEnd"/>
+      <w:r>
+        <w:t xml:space="preserve"> </w:t>
+      </w:r>
+      <w:proofErr w:type="spellStart"/>
+      <w:r>
+        <w:t>obaveštenja</w:t>
+      </w:r>
+      <w:proofErr w:type="spellEnd"/>
+      <w:r>
+        <w:t xml:space="preserve"> </w:t>
+      </w:r>
+      <w:proofErr w:type="spellStart"/>
+      <w:r>
+        <w:t>na</w:t>
+      </w:r>
+      <w:proofErr w:type="spellEnd"/>
+      <w:r>
+        <w:t xml:space="preserve"> </w:t>
+      </w:r>
+      <w:proofErr w:type="spellStart"/>
+      <w:r>
+        <w:t>oglasnoj</w:t>
+      </w:r>
+      <w:proofErr w:type="spellEnd"/>
+      <w:r>
+        <w:t xml:space="preserve"> </w:t>
+      </w:r>
+      <w:proofErr w:type="spellStart"/>
+      <w:r>
+        <w:t>tabli</w:t>
+      </w:r>
+      <w:proofErr w:type="spellEnd"/>
+      <w:r>
+        <w:t xml:space="preserve">. </w:t>
+      </w:r>
+      <w:proofErr w:type="spellStart"/>
+      <w:r>
+        <w:t>Sistem</w:t>
+      </w:r>
+      <w:proofErr w:type="spellEnd"/>
+      <w:r>
+        <w:t xml:space="preserve"> </w:t>
+      </w:r>
+      <w:proofErr w:type="spellStart"/>
+      <w:r>
+        <w:t>dinamički</w:t>
+      </w:r>
+      <w:proofErr w:type="spellEnd"/>
+      <w:r>
+        <w:t xml:space="preserve"> </w:t>
+      </w:r>
+      <w:proofErr w:type="spellStart"/>
+      <w:r>
+        <w:t>učitava</w:t>
+      </w:r>
+      <w:proofErr w:type="spellEnd"/>
+      <w:r>
+        <w:t xml:space="preserve"> </w:t>
+      </w:r>
+      <w:proofErr w:type="spellStart"/>
+      <w:r>
+        <w:t>aktivna</w:t>
+      </w:r>
+      <w:proofErr w:type="spellEnd"/>
+      <w:r>
+        <w:t xml:space="preserve"> </w:t>
+      </w:r>
+      <w:proofErr w:type="spellStart"/>
+      <w:r>
+        <w:t>obaveštenja</w:t>
+      </w:r>
+      <w:proofErr w:type="spellEnd"/>
+      <w:r>
+        <w:t xml:space="preserve"> </w:t>
+      </w:r>
+      <w:proofErr w:type="spellStart"/>
+      <w:r>
+        <w:t>iz</w:t>
+      </w:r>
+      <w:proofErr w:type="spellEnd"/>
+      <w:r>
+        <w:t xml:space="preserve"> </w:t>
+      </w:r>
+      <w:proofErr w:type="spellStart"/>
+      <w:r>
+        <w:t>baze</w:t>
+      </w:r>
+      <w:proofErr w:type="spellEnd"/>
+      <w:r>
+        <w:t xml:space="preserve"> </w:t>
+      </w:r>
+      <w:proofErr w:type="spellStart"/>
+      <w:r>
+        <w:t>podataka</w:t>
+      </w:r>
+      <w:proofErr w:type="spellEnd"/>
+      <w:r>
+        <w:t xml:space="preserve"> i </w:t>
+      </w:r>
+      <w:proofErr w:type="spellStart"/>
+      <w:r>
+        <w:t>prikazuje</w:t>
+      </w:r>
+      <w:proofErr w:type="spellEnd"/>
+      <w:r>
+        <w:t xml:space="preserve"> </w:t>
+      </w:r>
+      <w:proofErr w:type="spellStart"/>
+      <w:r>
+        <w:t>ih</w:t>
+      </w:r>
+      <w:proofErr w:type="spellEnd"/>
+      <w:r>
+        <w:t xml:space="preserve">. </w:t>
+      </w:r>
+      <w:proofErr w:type="spellStart"/>
+      <w:r>
+        <w:t>Svako</w:t>
+      </w:r>
+      <w:proofErr w:type="spellEnd"/>
+      <w:r>
+        <w:t xml:space="preserve"> </w:t>
+      </w:r>
+      <w:proofErr w:type="spellStart"/>
+      <w:r>
+        <w:t>obaveštenje</w:t>
+      </w:r>
+      <w:proofErr w:type="spellEnd"/>
+      <w:r>
+        <w:t xml:space="preserve"> </w:t>
+      </w:r>
+      <w:proofErr w:type="spellStart"/>
+      <w:r>
+        <w:t>sadrži</w:t>
+      </w:r>
+      <w:proofErr w:type="spellEnd"/>
+      <w:r>
+        <w:t xml:space="preserve"> </w:t>
+      </w:r>
+      <w:proofErr w:type="spellStart"/>
+      <w:r>
+        <w:t>naslov</w:t>
+      </w:r>
+      <w:proofErr w:type="spellEnd"/>
+      <w:r>
+        <w:t xml:space="preserve">, </w:t>
+      </w:r>
+      <w:proofErr w:type="spellStart"/>
+      <w:r>
+        <w:t>kratak</w:t>
+      </w:r>
+      <w:proofErr w:type="spellEnd"/>
+      <w:r>
+        <w:t xml:space="preserve"> </w:t>
+      </w:r>
+      <w:proofErr w:type="spellStart"/>
+      <w:r>
+        <w:t>opis</w:t>
+      </w:r>
+      <w:proofErr w:type="spellEnd"/>
+      <w:r>
+        <w:t xml:space="preserve"> </w:t>
+      </w:r>
+      <w:proofErr w:type="spellStart"/>
+      <w:r>
+        <w:t>i</w:t>
+      </w:r>
+      <w:proofErr w:type="spellEnd"/>
+      <w:r>
+        <w:t xml:space="preserve"> datum </w:t>
+      </w:r>
+      <w:proofErr w:type="spellStart"/>
+      <w:r>
+        <w:t>objave</w:t>
+      </w:r>
+      <w:proofErr w:type="spellEnd"/>
+      <w:r>
+        <w:t xml:space="preserve">, </w:t>
+      </w:r>
+      <w:proofErr w:type="gramStart"/>
+      <w:r>
+        <w:t>a</w:t>
+      </w:r>
+      <w:proofErr w:type="gramEnd"/>
+      <w:r>
+        <w:t xml:space="preserve"> </w:t>
+      </w:r>
+      <w:proofErr w:type="spellStart"/>
+      <w:r>
+        <w:t>izborom</w:t>
+      </w:r>
+      <w:proofErr w:type="spellEnd"/>
+      <w:r>
+        <w:t xml:space="preserve"> </w:t>
+      </w:r>
+      <w:proofErr w:type="spellStart"/>
+      <w:r>
+        <w:t>pojedinačne</w:t>
+      </w:r>
+      <w:proofErr w:type="spellEnd"/>
+      <w:r>
+        <w:t xml:space="preserve"> </w:t>
+      </w:r>
+      <w:proofErr w:type="spellStart"/>
+      <w:r>
+        <w:t>stavke</w:t>
+      </w:r>
+      <w:proofErr w:type="spellEnd"/>
+      <w:r>
+        <w:t xml:space="preserve"> </w:t>
+      </w:r>
+      <w:proofErr w:type="spellStart"/>
+      <w:r>
+        <w:t>zaposleni</w:t>
+      </w:r>
+      <w:proofErr w:type="spellEnd"/>
+      <w:r>
+        <w:t xml:space="preserve"> </w:t>
+      </w:r>
+      <w:proofErr w:type="spellStart"/>
+      <w:r>
+        <w:t>može</w:t>
+      </w:r>
+      <w:proofErr w:type="spellEnd"/>
+      <w:r>
+        <w:t xml:space="preserve"> </w:t>
+      </w:r>
+      <w:proofErr w:type="spellStart"/>
+      <w:r>
+        <w:t>otvoriti</w:t>
+      </w:r>
+      <w:proofErr w:type="spellEnd"/>
+      <w:r>
+        <w:t xml:space="preserve"> </w:t>
+      </w:r>
+      <w:proofErr w:type="spellStart"/>
+      <w:r>
+        <w:t>detaljan</w:t>
+      </w:r>
+      <w:proofErr w:type="spellEnd"/>
+      <w:r>
+        <w:t xml:space="preserve"> </w:t>
+      </w:r>
+      <w:proofErr w:type="spellStart"/>
+      <w:r>
+        <w:t>prikaz</w:t>
+      </w:r>
+      <w:proofErr w:type="spellEnd"/>
+      <w:r>
+        <w:t xml:space="preserve"> </w:t>
+      </w:r>
+      <w:proofErr w:type="spellStart"/>
+      <w:r>
+        <w:t>punog</w:t>
+      </w:r>
+      <w:proofErr w:type="spellEnd"/>
+      <w:r>
+        <w:t xml:space="preserve"> </w:t>
+      </w:r>
+      <w:proofErr w:type="spellStart"/>
+      <w:r>
+        <w:t>sadržaja</w:t>
+      </w:r>
+      <w:proofErr w:type="spellEnd"/>
+      <w:r>
+        <w:t xml:space="preserve"> </w:t>
+      </w:r>
+      <w:proofErr w:type="spellStart"/>
+      <w:r>
+        <w:t>obaveštenja</w:t>
+      </w:r>
+      <w:proofErr w:type="spellEnd"/>
+      <w:r>
+        <w:t>.</w:t>
       </w:r>
     </w:p>
     <w:p>
@@ -1123,9 +3071,20 @@
           <w:sz w:val="24"/>
           <w:szCs w:val="24"/>
         </w:rPr>
-        <w:t>2.2 Tok događaja</w:t>
+        <w:t xml:space="preserve">2.2 Tok </w:t>
+      </w:r>
+      <w:proofErr w:type="spellStart"/>
+      <w:r>
+        <w:rPr>
+          <w:b/>
+          <w:bCs/>
+          <w:sz w:val="24"/>
+          <w:szCs w:val="24"/>
+        </w:rPr>
+        <w:t>događaja</w:t>
       </w:r>
       <w:bookmarkEnd w:id="9"/>
+      <w:proofErr w:type="spellEnd"/>
     </w:p>
     <w:p>
       <w:pPr>
@@ -1138,9 +3097,98 @@
           <w:b/>
           <w:bCs/>
         </w:rPr>
-        <w:t>2.2.1 Osnovni uspešan scenario – zaposleni uspešno pregleda obaveštenja</w:t>
+        <w:t xml:space="preserve">2.2.1 </w:t>
+      </w:r>
+      <w:proofErr w:type="spellStart"/>
+      <w:r>
+        <w:rPr>
+          <w:b/>
+          <w:bCs/>
+        </w:rPr>
+        <w:t>Osnovni</w:t>
+      </w:r>
+      <w:proofErr w:type="spellEnd"/>
+      <w:r>
+        <w:rPr>
+          <w:b/>
+          <w:bCs/>
+        </w:rPr>
+        <w:t xml:space="preserve"> </w:t>
+      </w:r>
+      <w:proofErr w:type="spellStart"/>
+      <w:r>
+        <w:rPr>
+          <w:b/>
+          <w:bCs/>
+        </w:rPr>
+        <w:t>uspešan</w:t>
+      </w:r>
+      <w:proofErr w:type="spellEnd"/>
+      <w:r>
+        <w:rPr>
+          <w:b/>
+          <w:bCs/>
+        </w:rPr>
+        <w:t xml:space="preserve"> scenario – </w:t>
+      </w:r>
+      <w:proofErr w:type="spellStart"/>
+      <w:r>
+        <w:rPr>
+          <w:b/>
+          <w:bCs/>
+        </w:rPr>
+        <w:t>zaposleni</w:t>
+      </w:r>
+      <w:proofErr w:type="spellEnd"/>
+      <w:r>
+        <w:rPr>
+          <w:b/>
+          <w:bCs/>
+        </w:rPr>
+        <w:t xml:space="preserve"> </w:t>
+      </w:r>
+      <w:proofErr w:type="spellStart"/>
+      <w:r>
+        <w:rPr>
+          <w:b/>
+          <w:bCs/>
+        </w:rPr>
+        <w:t>uspešno</w:t>
+      </w:r>
+      <w:proofErr w:type="spellEnd"/>
+      <w:r>
+        <w:rPr>
+          <w:b/>
+          <w:bCs/>
+        </w:rPr>
+        <w:t xml:space="preserve"> </w:t>
+      </w:r>
+      <w:proofErr w:type="spellStart"/>
+      <w:r>
+        <w:rPr>
+          <w:b/>
+          <w:bCs/>
+        </w:rPr>
+        <w:t>pregleda</w:t>
+      </w:r>
+      <w:proofErr w:type="spellEnd"/>
+      <w:r>
+        <w:rPr>
+          <w:b/>
+          <w:bCs/>
+        </w:rPr>
+        <w:t xml:space="preserve"> </w:t>
+      </w:r>
+      <w:proofErr w:type="spellStart"/>
+      <w:r>
+        <w:rPr>
+          <w:b/>
+          <w:bCs/>
+        </w:rPr>
+        <w:t>obaveštenja</w:t>
       </w:r>
       <w:bookmarkEnd w:id="10"/>
+      <w:proofErr w:type="spellEnd"/>
     </w:p>
     <w:p>
       <w:pPr>
@@ -1151,8 +3199,45 @@
         </w:numPr>
         <w:spacing w:after="60" w:line="276" w:lineRule="auto"/>
       </w:pPr>
-      <w:r>
-        <w:t>Zaposleni se uspešno prijavljuje na sistem.</w:t>
+      <w:proofErr w:type="spellStart"/>
+      <w:r>
+        <w:t>Zaposleni</w:t>
+      </w:r>
+      <w:proofErr w:type="spellEnd"/>
+      <w:r>
+        <w:t xml:space="preserve"> se </w:t>
+      </w:r>
+      <w:proofErr w:type="spellStart"/>
+      <w:r>
+        <w:t>uspešno</w:t>
+      </w:r>
+      <w:proofErr w:type="spellEnd"/>
+      <w:r>
+        <w:t xml:space="preserve"> </w:t>
+      </w:r>
+      <w:proofErr w:type="spellStart"/>
+      <w:r>
+        <w:t>prijavljuje</w:t>
+      </w:r>
+      <w:proofErr w:type="spellEnd"/>
+      <w:r>
+        <w:t xml:space="preserve"> </w:t>
+      </w:r>
+      <w:proofErr w:type="spellStart"/>
+      <w:r>
+        <w:t>na</w:t>
+      </w:r>
+      <w:proofErr w:type="spellEnd"/>
+      <w:r>
+        <w:t xml:space="preserve"> </w:t>
+      </w:r>
+      <w:proofErr w:type="spellStart"/>
+      <w:r>
+        <w:t>sistem</w:t>
+      </w:r>
+      <w:proofErr w:type="spellEnd"/>
+      <w:r>
+        <w:t>.</w:t>
       </w:r>
     </w:p>
     <w:p>
@@ -1164,8 +3249,45 @@
         </w:numPr>
         <w:spacing w:after="60" w:line="276" w:lineRule="auto"/>
       </w:pPr>
-      <w:r>
-        <w:t>Sistem otvara početnu stranu aplikacije.</w:t>
+      <w:proofErr w:type="spellStart"/>
+      <w:r>
+        <w:t>Sistem</w:t>
+      </w:r>
+      <w:proofErr w:type="spellEnd"/>
+      <w:r>
+        <w:t xml:space="preserve"> </w:t>
+      </w:r>
+      <w:proofErr w:type="spellStart"/>
+      <w:r>
+        <w:t>otvara</w:t>
+      </w:r>
+      <w:proofErr w:type="spellEnd"/>
+      <w:r>
+        <w:t xml:space="preserve"> </w:t>
+      </w:r>
+      <w:proofErr w:type="spellStart"/>
+      <w:r>
+        <w:t>početnu</w:t>
+      </w:r>
+      <w:proofErr w:type="spellEnd"/>
+      <w:r>
+        <w:t xml:space="preserve"> </w:t>
+      </w:r>
+      <w:proofErr w:type="spellStart"/>
+      <w:r>
+        <w:t>stranu</w:t>
+      </w:r>
+      <w:proofErr w:type="spellEnd"/>
+      <w:r>
+        <w:t xml:space="preserve"> </w:t>
+      </w:r>
+      <w:proofErr w:type="spellStart"/>
+      <w:r>
+        <w:t>aplikacije</w:t>
+      </w:r>
+      <w:proofErr w:type="spellEnd"/>
+      <w:r>
+        <w:t>.</w:t>
       </w:r>
     </w:p>
     <w:p>
@@ -1177,9 +3299,91 @@
         </w:numPr>
         <w:spacing w:after="60" w:line="276" w:lineRule="auto"/>
       </w:pPr>
-      <w:r>
-        <w:t>Sistem iz baze podataka učitava aktivna obaveštenja namenjena prijavljenom zaposlenom.</w:t>
-      </w:r>
+      <w:proofErr w:type="spellStart"/>
+      <w:r>
+        <w:t>Sistem</w:t>
+      </w:r>
+      <w:proofErr w:type="spellEnd"/>
+      <w:r>
+        <w:t xml:space="preserve"> </w:t>
+      </w:r>
+      <w:proofErr w:type="spellStart"/>
+      <w:r>
+        <w:t>dinamički</w:t>
+      </w:r>
+      <w:proofErr w:type="spellEnd"/>
+      <w:r>
+        <w:t xml:space="preserve"> </w:t>
+      </w:r>
+      <w:proofErr w:type="spellStart"/>
+      <w:r>
+        <w:t>učitava</w:t>
+      </w:r>
+      <w:proofErr w:type="spellEnd"/>
+      <w:r>
+        <w:t xml:space="preserve"> </w:t>
+      </w:r>
+      <w:proofErr w:type="spellStart"/>
+      <w:r>
+        <w:t>aktivna</w:t>
+      </w:r>
+      <w:proofErr w:type="spellEnd"/>
+      <w:r>
+        <w:t xml:space="preserve"> </w:t>
+      </w:r>
+      <w:proofErr w:type="spellStart"/>
+      <w:r>
+        <w:t>obaveštenja</w:t>
+      </w:r>
+      <w:proofErr w:type="spellEnd"/>
+      <w:r>
+        <w:t xml:space="preserve"> </w:t>
+      </w:r>
+      <w:proofErr w:type="spellStart"/>
+      <w:r>
+        <w:t>namenjena</w:t>
+      </w:r>
+      <w:proofErr w:type="spellEnd"/>
+      <w:r>
+        <w:t xml:space="preserve"> </w:t>
+      </w:r>
+      <w:proofErr w:type="spellStart"/>
+      <w:r>
+        <w:t>prijavljenom</w:t>
+      </w:r>
+      <w:proofErr w:type="spellEnd"/>
+      <w:r>
+        <w:t xml:space="preserve"> </w:t>
+      </w:r>
+      <w:proofErr w:type="spellStart"/>
+      <w:r>
+        <w:t>zaposlenom</w:t>
+      </w:r>
+      <w:proofErr w:type="spellEnd"/>
+      <w:r>
+        <w:t xml:space="preserve"> </w:t>
+      </w:r>
+      <w:proofErr w:type="spellStart"/>
+      <w:r>
+        <w:t>iz</w:t>
+      </w:r>
+      <w:proofErr w:type="spellEnd"/>
+      <w:r>
+        <w:t xml:space="preserve"> </w:t>
+      </w:r>
+      <w:proofErr w:type="spellStart"/>
+      <w:r>
+        <w:t>baze</w:t>
+      </w:r>
+      <w:proofErr w:type="spellEnd"/>
+      <w:r>
+        <w:t xml:space="preserve"> </w:t>
+      </w:r>
+      <w:proofErr w:type="spellStart"/>
+      <w:r>
+        <w:t>podataka</w:t>
+      </w:r>
+      <w:proofErr w:type="spellEnd"/>
     </w:p>
     <w:p>
       <w:pPr>
@@ -1190,8 +3394,77 @@
         </w:numPr>
         <w:spacing w:after="60" w:line="276" w:lineRule="auto"/>
       </w:pPr>
-      <w:r>
-        <w:t>Sistem prikazuje listu obaveštenja sortiranu po datumu objave ili prioritetu.</w:t>
+      <w:proofErr w:type="spellStart"/>
+      <w:r>
+        <w:t>Sistem</w:t>
+      </w:r>
+      <w:proofErr w:type="spellEnd"/>
+      <w:r>
+        <w:t xml:space="preserve"> </w:t>
+      </w:r>
+      <w:proofErr w:type="spellStart"/>
+      <w:r>
+        <w:t>prikazuje</w:t>
+      </w:r>
+      <w:proofErr w:type="spellEnd"/>
+      <w:r>
+        <w:t xml:space="preserve"> </w:t>
+      </w:r>
+      <w:proofErr w:type="spellStart"/>
+      <w:r>
+        <w:t>listu</w:t>
+      </w:r>
+      <w:proofErr w:type="spellEnd"/>
+      <w:r>
+        <w:t xml:space="preserve"> </w:t>
+      </w:r>
+      <w:proofErr w:type="spellStart"/>
+      <w:r>
+        <w:t>obaveštenja</w:t>
+      </w:r>
+      <w:proofErr w:type="spellEnd"/>
+      <w:r>
+        <w:t xml:space="preserve"> </w:t>
+      </w:r>
+      <w:proofErr w:type="spellStart"/>
+      <w:r>
+        <w:t>sortiranu</w:t>
+      </w:r>
+      <w:proofErr w:type="spellEnd"/>
+      <w:r>
+        <w:t xml:space="preserve"> po </w:t>
+      </w:r>
+      <w:proofErr w:type="spellStart"/>
+      <w:r>
+        <w:t>datumu</w:t>
+      </w:r>
+      <w:proofErr w:type="spellEnd"/>
+      <w:r>
+        <w:t xml:space="preserve"> </w:t>
+      </w:r>
+      <w:proofErr w:type="spellStart"/>
+      <w:r>
+        <w:t>objave</w:t>
+      </w:r>
+      <w:proofErr w:type="spellEnd"/>
+      <w:r>
+        <w:t xml:space="preserve"> </w:t>
+      </w:r>
+      <w:proofErr w:type="spellStart"/>
+      <w:r>
+        <w:t>ili</w:t>
+      </w:r>
+      <w:proofErr w:type="spellEnd"/>
+      <w:r>
+        <w:t xml:space="preserve"> </w:t>
+      </w:r>
+      <w:proofErr w:type="spellStart"/>
+      <w:r>
+        <w:t>prioritetu</w:t>
+      </w:r>
+      <w:proofErr w:type="spellEnd"/>
+      <w:r>
+        <w:t>.</w:t>
       </w:r>
     </w:p>
     <w:p>
@@ -1203,8 +3476,62 @@
         </w:numPr>
         <w:spacing w:after="60" w:line="276" w:lineRule="auto"/>
       </w:pPr>
-      <w:r>
-        <w:t>Zaposleni bira jedno obaveštenje sa liste.</w:t>
+      <w:proofErr w:type="spellStart"/>
+      <w:r>
+        <w:lastRenderedPageBreak/>
+        <w:t>Zaposleni</w:t>
+      </w:r>
+      <w:proofErr w:type="spellEnd"/>
+      <w:r>
+        <w:t xml:space="preserve"> </w:t>
+      </w:r>
+      <w:proofErr w:type="spellStart"/>
+      <w:r>
+        <w:t>pregleda</w:t>
+      </w:r>
+      <w:proofErr w:type="spellEnd"/>
+      <w:r>
+        <w:t xml:space="preserve"> </w:t>
+      </w:r>
+      <w:proofErr w:type="spellStart"/>
+      <w:r>
+        <w:t>prikazana</w:t>
+      </w:r>
+      <w:proofErr w:type="spellEnd"/>
+      <w:r>
+        <w:t xml:space="preserve"> </w:t>
+      </w:r>
+      <w:proofErr w:type="spellStart"/>
+      <w:r>
+        <w:t>obaveštenja</w:t>
+      </w:r>
+      <w:proofErr w:type="spellEnd"/>
+      <w:r>
+        <w:t xml:space="preserve"> </w:t>
+      </w:r>
+      <w:proofErr w:type="spellStart"/>
+      <w:r>
+        <w:t>na</w:t>
+      </w:r>
+      <w:proofErr w:type="spellEnd"/>
+      <w:r>
+        <w:t xml:space="preserve"> </w:t>
+      </w:r>
+      <w:proofErr w:type="spellStart"/>
+      <w:r>
+        <w:t>početnoj</w:t>
+      </w:r>
+      <w:proofErr w:type="spellEnd"/>
+      <w:r>
+        <w:t xml:space="preserve"> </w:t>
+      </w:r>
+      <w:proofErr w:type="spellStart"/>
+      <w:r>
+        <w:t>strani</w:t>
+      </w:r>
+      <w:proofErr w:type="spellEnd"/>
+      <w:r>
+        <w:t>.</w:t>
       </w:r>
     </w:p>
     <w:p>
@@ -1216,38 +3543,161 @@
         </w:numPr>
         <w:spacing w:after="60" w:line="276" w:lineRule="auto"/>
       </w:pPr>
-      <w:r>
-        <w:t>Sistem prikazuje detaljan sadržaj izabranog obaveštenja.</w:t>
-      </w:r>
-    </w:p>
-    <w:p>
-      <w:pPr>
-        <w:pStyle w:val="ListParagraph"/>
-        <w:numPr>
-          <w:ilvl w:val="0"/>
-          <w:numId w:val="3"/>
-        </w:numPr>
+      <w:bookmarkStart w:id="11" w:name="sec_2_2_2"/>
+      <w:proofErr w:type="spellStart"/>
+      <w:r>
+        <w:t>Zaposleni</w:t>
+      </w:r>
+      <w:proofErr w:type="spellEnd"/>
+      <w:r>
+        <w:t xml:space="preserve"> </w:t>
+      </w:r>
+      <w:proofErr w:type="spellStart"/>
+      <w:r>
+        <w:t>može</w:t>
+      </w:r>
+      <w:proofErr w:type="spellEnd"/>
+      <w:r>
+        <w:t xml:space="preserve"> </w:t>
+      </w:r>
+      <w:proofErr w:type="spellStart"/>
+      <w:r>
+        <w:t>nastaviti</w:t>
+      </w:r>
+      <w:proofErr w:type="spellEnd"/>
+      <w:r>
+        <w:t xml:space="preserve"> rad u </w:t>
+      </w:r>
+      <w:proofErr w:type="spellStart"/>
+      <w:r>
+        <w:t>sistemu</w:t>
+      </w:r>
+      <w:proofErr w:type="spellEnd"/>
+      <w:r>
+        <w:t xml:space="preserve"> </w:t>
+      </w:r>
+      <w:proofErr w:type="spellStart"/>
+      <w:r>
+        <w:t>ili</w:t>
+      </w:r>
+      <w:proofErr w:type="spellEnd"/>
+      <w:r>
+        <w:t xml:space="preserve"> </w:t>
+      </w:r>
+      <w:proofErr w:type="spellStart"/>
+      <w:r>
+        <w:t>izabrati</w:t>
+      </w:r>
+      <w:proofErr w:type="spellEnd"/>
+      <w:r>
+        <w:t xml:space="preserve"> </w:t>
+      </w:r>
+      <w:proofErr w:type="spellStart"/>
+      <w:r>
+        <w:t>pojedinačno</w:t>
+      </w:r>
+      <w:proofErr w:type="spellEnd"/>
+      <w:r>
+        <w:t xml:space="preserve"> </w:t>
+      </w:r>
+      <w:proofErr w:type="spellStart"/>
+      <w:r>
+        <w:t>obaveštenje</w:t>
+      </w:r>
+      <w:proofErr w:type="spellEnd"/>
+      <w:r>
+        <w:t xml:space="preserve"> za </w:t>
+      </w:r>
+      <w:proofErr w:type="spellStart"/>
+      <w:r>
+        <w:t>detaljan</w:t>
+      </w:r>
+      <w:proofErr w:type="spellEnd"/>
+      <w:r>
+        <w:t xml:space="preserve"> </w:t>
+      </w:r>
+      <w:proofErr w:type="spellStart"/>
+      <w:r>
+        <w:t>pregled</w:t>
+      </w:r>
+      <w:proofErr w:type="spellEnd"/>
+      <w:r>
+        <w:t>.</w:t>
+      </w:r>
+      <w:r>
+        <w:t xml:space="preserve"> </w:t>
+      </w:r>
+    </w:p>
+    <w:p>
+      <w:pPr>
         <w:spacing w:after="60" w:line="276" w:lineRule="auto"/>
-      </w:pPr>
-      <w:r>
-        <w:lastRenderedPageBreak/>
-        <w:t>Zaposleni se vraća na početnu stranu i može nastaviti rad u sistemu.</w:t>
-      </w:r>
-    </w:p>
-    <w:p>
-      <w:pPr>
-        <w:spacing w:before="100" w:after="40" w:line="264" w:lineRule="auto"/>
         <w:ind w:left="720"/>
       </w:pPr>
-      <w:bookmarkStart w:id="11" w:name="sec_2_2_2"/>
-      <w:r>
-        <w:rPr>
-          <w:b/>
-          <w:bCs/>
-        </w:rPr>
-        <w:t>2.2.2 Alternativan scenario – nema aktivnih obaveštenja</w:t>
+      <w:r>
+        <w:rPr>
+          <w:b/>
+          <w:bCs/>
+        </w:rPr>
+        <w:t xml:space="preserve">2.2.2 </w:t>
+      </w:r>
+      <w:proofErr w:type="spellStart"/>
+      <w:r>
+        <w:rPr>
+          <w:b/>
+          <w:bCs/>
+        </w:rPr>
+        <w:t>Alternativan</w:t>
+      </w:r>
+      <w:proofErr w:type="spellEnd"/>
+      <w:r>
+        <w:rPr>
+          <w:b/>
+          <w:bCs/>
+        </w:rPr>
+        <w:t xml:space="preserve"> scenario – </w:t>
+      </w:r>
+      <w:proofErr w:type="spellStart"/>
+      <w:r>
+        <w:rPr>
+          <w:b/>
+          <w:bCs/>
+        </w:rPr>
+        <w:t>nema</w:t>
+      </w:r>
+      <w:proofErr w:type="spellEnd"/>
+      <w:r>
+        <w:rPr>
+          <w:b/>
+          <w:bCs/>
+        </w:rPr>
+        <w:t xml:space="preserve"> </w:t>
+      </w:r>
+      <w:proofErr w:type="spellStart"/>
+      <w:r>
+        <w:rPr>
+          <w:b/>
+          <w:bCs/>
+        </w:rPr>
+        <w:t>aktivnih</w:t>
+      </w:r>
+      <w:proofErr w:type="spellEnd"/>
+      <w:r>
+        <w:rPr>
+          <w:b/>
+          <w:bCs/>
+        </w:rPr>
+        <w:t xml:space="preserve"> </w:t>
+      </w:r>
+      <w:proofErr w:type="spellStart"/>
+      <w:r>
+        <w:rPr>
+          <w:b/>
+          <w:bCs/>
+        </w:rPr>
+        <w:t>obaveštenja</w:t>
       </w:r>
       <w:bookmarkEnd w:id="11"/>
+      <w:proofErr w:type="spellEnd"/>
     </w:p>
     <w:p>
       <w:pPr>
@@ -1258,8 +3708,45 @@
         </w:numPr>
         <w:spacing w:after="60" w:line="276" w:lineRule="auto"/>
       </w:pPr>
-      <w:r>
-        <w:t>Zaposleni se uspešno prijavljuje na sistem.</w:t>
+      <w:proofErr w:type="spellStart"/>
+      <w:r>
+        <w:t>Zaposleni</w:t>
+      </w:r>
+      <w:proofErr w:type="spellEnd"/>
+      <w:r>
+        <w:t xml:space="preserve"> se </w:t>
+      </w:r>
+      <w:proofErr w:type="spellStart"/>
+      <w:r>
+        <w:t>uspešno</w:t>
+      </w:r>
+      <w:proofErr w:type="spellEnd"/>
+      <w:r>
+        <w:t xml:space="preserve"> </w:t>
+      </w:r>
+      <w:proofErr w:type="spellStart"/>
+      <w:r>
+        <w:t>prijavljuje</w:t>
+      </w:r>
+      <w:proofErr w:type="spellEnd"/>
+      <w:r>
+        <w:t xml:space="preserve"> </w:t>
+      </w:r>
+      <w:proofErr w:type="spellStart"/>
+      <w:r>
+        <w:t>na</w:t>
+      </w:r>
+      <w:proofErr w:type="spellEnd"/>
+      <w:r>
+        <w:t xml:space="preserve"> </w:t>
+      </w:r>
+      <w:proofErr w:type="spellStart"/>
+      <w:r>
+        <w:t>sistem</w:t>
+      </w:r>
+      <w:proofErr w:type="spellEnd"/>
+      <w:r>
+        <w:t>.</w:t>
       </w:r>
     </w:p>
     <w:p>
@@ -1271,8 +3758,45 @@
         </w:numPr>
         <w:spacing w:after="60" w:line="276" w:lineRule="auto"/>
       </w:pPr>
-      <w:r>
-        <w:t>Sistem otvara početnu stranu aplikacije.</w:t>
+      <w:proofErr w:type="spellStart"/>
+      <w:r>
+        <w:t>Sistem</w:t>
+      </w:r>
+      <w:proofErr w:type="spellEnd"/>
+      <w:r>
+        <w:t xml:space="preserve"> </w:t>
+      </w:r>
+      <w:proofErr w:type="spellStart"/>
+      <w:r>
+        <w:t>otvara</w:t>
+      </w:r>
+      <w:proofErr w:type="spellEnd"/>
+      <w:r>
+        <w:t xml:space="preserve"> </w:t>
+      </w:r>
+      <w:proofErr w:type="spellStart"/>
+      <w:r>
+        <w:t>početnu</w:t>
+      </w:r>
+      <w:proofErr w:type="spellEnd"/>
+      <w:r>
+        <w:t xml:space="preserve"> </w:t>
+      </w:r>
+      <w:proofErr w:type="spellStart"/>
+      <w:r>
+        <w:t>stranu</w:t>
+      </w:r>
+      <w:proofErr w:type="spellEnd"/>
+      <w:r>
+        <w:t xml:space="preserve"> </w:t>
+      </w:r>
+      <w:proofErr w:type="spellStart"/>
+      <w:r>
+        <w:t>aplikacije</w:t>
+      </w:r>
+      <w:proofErr w:type="spellEnd"/>
+      <w:r>
+        <w:t>.</w:t>
       </w:r>
     </w:p>
     <w:p>
@@ -1284,8 +3808,61 @@
         </w:numPr>
         <w:spacing w:after="60" w:line="276" w:lineRule="auto"/>
       </w:pPr>
-      <w:r>
-        <w:t>Sistem proverava da li postoje aktivna obaveštenja za prijavljenog zaposlenog.</w:t>
+      <w:proofErr w:type="spellStart"/>
+      <w:r>
+        <w:t>Sistem</w:t>
+      </w:r>
+      <w:proofErr w:type="spellEnd"/>
+      <w:r>
+        <w:t xml:space="preserve"> </w:t>
+      </w:r>
+      <w:proofErr w:type="spellStart"/>
+      <w:r>
+        <w:t>proverava</w:t>
+      </w:r>
+      <w:proofErr w:type="spellEnd"/>
+      <w:r>
+        <w:t xml:space="preserve"> da li </w:t>
+      </w:r>
+      <w:proofErr w:type="spellStart"/>
+      <w:r>
+        <w:t>postoje</w:t>
+      </w:r>
+      <w:proofErr w:type="spellEnd"/>
+      <w:r>
+        <w:t xml:space="preserve"> </w:t>
+      </w:r>
+      <w:proofErr w:type="spellStart"/>
+      <w:r>
+        <w:t>aktivna</w:t>
+      </w:r>
+      <w:proofErr w:type="spellEnd"/>
+      <w:r>
+        <w:t xml:space="preserve"> </w:t>
+      </w:r>
+      <w:proofErr w:type="spellStart"/>
+      <w:r>
+        <w:t>obaveštenja</w:t>
+      </w:r>
+      <w:proofErr w:type="spellEnd"/>
+      <w:r>
+        <w:t xml:space="preserve"> za </w:t>
+      </w:r>
+      <w:proofErr w:type="spellStart"/>
+      <w:r>
+        <w:t>prijavljenog</w:t>
+      </w:r>
+      <w:proofErr w:type="spellEnd"/>
+      <w:r>
+        <w:t xml:space="preserve"> </w:t>
+      </w:r>
+      <w:proofErr w:type="spellStart"/>
+      <w:r>
+        <w:t>zaposlenog</w:t>
+      </w:r>
+      <w:proofErr w:type="spellEnd"/>
+      <w:r>
+        <w:t>.</w:t>
       </w:r>
     </w:p>
     <w:p>
@@ -1297,8 +3874,45 @@
         </w:numPr>
         <w:spacing w:after="60" w:line="276" w:lineRule="auto"/>
       </w:pPr>
-      <w:r>
-        <w:t>Sistem utvrđuje da nema obaveštenja za prikaz.</w:t>
+      <w:proofErr w:type="spellStart"/>
+      <w:r>
+        <w:t>Sistem</w:t>
+      </w:r>
+      <w:proofErr w:type="spellEnd"/>
+      <w:r>
+        <w:t xml:space="preserve"> </w:t>
+      </w:r>
+      <w:proofErr w:type="spellStart"/>
+      <w:r>
+        <w:t>utvrđuje</w:t>
+      </w:r>
+      <w:proofErr w:type="spellEnd"/>
+      <w:r>
+        <w:t xml:space="preserve"> da </w:t>
+      </w:r>
+      <w:proofErr w:type="spellStart"/>
+      <w:r>
+        <w:t>nema</w:t>
+      </w:r>
+      <w:proofErr w:type="spellEnd"/>
+      <w:r>
+        <w:t xml:space="preserve"> </w:t>
+      </w:r>
+      <w:proofErr w:type="spellStart"/>
+      <w:r>
+        <w:t>obaveštenja</w:t>
+      </w:r>
+      <w:proofErr w:type="spellEnd"/>
+      <w:r>
+        <w:t xml:space="preserve"> za </w:t>
+      </w:r>
+      <w:proofErr w:type="spellStart"/>
+      <w:r>
+        <w:t>prikaz</w:t>
+      </w:r>
+      <w:proofErr w:type="spellEnd"/>
+      <w:r>
+        <w:t>.</w:t>
       </w:r>
     </w:p>
     <w:p>
@@ -1310,8 +3924,61 @@
         </w:numPr>
         <w:spacing w:after="60" w:line="276" w:lineRule="auto"/>
       </w:pPr>
-      <w:r>
-        <w:t>Sistem prikazuje poruku da trenutno nema aktivnih obaveštenja.</w:t>
+      <w:proofErr w:type="spellStart"/>
+      <w:r>
+        <w:t>Sistem</w:t>
+      </w:r>
+      <w:proofErr w:type="spellEnd"/>
+      <w:r>
+        <w:t xml:space="preserve"> </w:t>
+      </w:r>
+      <w:proofErr w:type="spellStart"/>
+      <w:r>
+        <w:t>prikazuje</w:t>
+      </w:r>
+      <w:proofErr w:type="spellEnd"/>
+      <w:r>
+        <w:t xml:space="preserve"> </w:t>
+      </w:r>
+      <w:proofErr w:type="spellStart"/>
+      <w:r>
+        <w:t>poruku</w:t>
+      </w:r>
+      <w:proofErr w:type="spellEnd"/>
+      <w:r>
+        <w:t xml:space="preserve"> da </w:t>
+      </w:r>
+      <w:proofErr w:type="spellStart"/>
+      <w:r>
+        <w:t>trenutno</w:t>
+      </w:r>
+      <w:proofErr w:type="spellEnd"/>
+      <w:r>
+        <w:t xml:space="preserve"> </w:t>
+      </w:r>
+      <w:proofErr w:type="spellStart"/>
+      <w:r>
+        <w:t>nema</w:t>
+      </w:r>
+      <w:proofErr w:type="spellEnd"/>
+      <w:r>
+        <w:t xml:space="preserve"> </w:t>
+      </w:r>
+      <w:proofErr w:type="spellStart"/>
+      <w:r>
+        <w:t>aktivnih</w:t>
+      </w:r>
+      <w:proofErr w:type="spellEnd"/>
+      <w:r>
+        <w:t xml:space="preserve"> </w:t>
+      </w:r>
+      <w:proofErr w:type="spellStart"/>
+      <w:r>
+        <w:t>obaveštenja</w:t>
+      </w:r>
+      <w:proofErr w:type="spellEnd"/>
+      <w:r>
+        <w:t>.</w:t>
       </w:r>
     </w:p>
     <w:p>
@@ -1325,9 +3992,82 @@
           <w:b/>
           <w:bCs/>
         </w:rPr>
-        <w:t>2.2.3 Alternativan scenario – greška pri učitavanju obaveštenja</w:t>
+        <w:t xml:space="preserve">2.2.3 </w:t>
+      </w:r>
+      <w:proofErr w:type="spellStart"/>
+      <w:r>
+        <w:rPr>
+          <w:b/>
+          <w:bCs/>
+        </w:rPr>
+        <w:t>Alternativan</w:t>
+      </w:r>
+      <w:proofErr w:type="spellEnd"/>
+      <w:r>
+        <w:rPr>
+          <w:b/>
+          <w:bCs/>
+        </w:rPr>
+        <w:t xml:space="preserve"> scenario – </w:t>
+      </w:r>
+      <w:proofErr w:type="spellStart"/>
+      <w:r>
+        <w:rPr>
+          <w:b/>
+          <w:bCs/>
+        </w:rPr>
+        <w:t>greška</w:t>
+      </w:r>
+      <w:proofErr w:type="spellEnd"/>
+      <w:r>
+        <w:rPr>
+          <w:b/>
+          <w:bCs/>
+        </w:rPr>
+        <w:t xml:space="preserve"> </w:t>
+      </w:r>
+      <w:proofErr w:type="spellStart"/>
+      <w:r>
+        <w:rPr>
+          <w:b/>
+          <w:bCs/>
+        </w:rPr>
+        <w:t>pri</w:t>
+      </w:r>
+      <w:proofErr w:type="spellEnd"/>
+      <w:r>
+        <w:rPr>
+          <w:b/>
+          <w:bCs/>
+        </w:rPr>
+        <w:t xml:space="preserve"> </w:t>
+      </w:r>
+      <w:proofErr w:type="spellStart"/>
+      <w:r>
+        <w:rPr>
+          <w:b/>
+          <w:bCs/>
+        </w:rPr>
+        <w:t>učitavanju</w:t>
+      </w:r>
+      <w:proofErr w:type="spellEnd"/>
+      <w:r>
+        <w:rPr>
+          <w:b/>
+          <w:bCs/>
+        </w:rPr>
+        <w:t xml:space="preserve"> </w:t>
+      </w:r>
+      <w:proofErr w:type="spellStart"/>
+      <w:r>
+        <w:rPr>
+          <w:b/>
+          <w:bCs/>
+        </w:rPr>
+        <w:t>obaveštenja</w:t>
       </w:r>
       <w:bookmarkEnd w:id="12"/>
+      <w:proofErr w:type="spellEnd"/>
     </w:p>
     <w:p>
       <w:pPr>
@@ -1338,8 +4078,61 @@
         </w:numPr>
         <w:spacing w:after="60" w:line="276" w:lineRule="auto"/>
       </w:pPr>
-      <w:r>
-        <w:t>Zaposleni se uspešno prijavljuje na sistem.</w:t>
+      <w:proofErr w:type="spellStart"/>
+      <w:r>
+        <w:t>Akcije</w:t>
+      </w:r>
+      <w:proofErr w:type="spellEnd"/>
+      <w:r>
+        <w:t xml:space="preserve"> 1–5 </w:t>
+      </w:r>
+      <w:proofErr w:type="spellStart"/>
+      <w:r>
+        <w:t>iste</w:t>
+      </w:r>
+      <w:proofErr w:type="spellEnd"/>
+      <w:r>
+        <w:t xml:space="preserve"> </w:t>
+      </w:r>
+      <w:proofErr w:type="spellStart"/>
+      <w:r>
+        <w:t>su</w:t>
+      </w:r>
+      <w:proofErr w:type="spellEnd"/>
+      <w:r>
+        <w:t xml:space="preserve"> </w:t>
+      </w:r>
+      <w:proofErr w:type="spellStart"/>
+      <w:r>
+        <w:t>kao</w:t>
+      </w:r>
+      <w:proofErr w:type="spellEnd"/>
+      <w:r>
+        <w:t xml:space="preserve"> u </w:t>
+      </w:r>
+      <w:proofErr w:type="spellStart"/>
+      <w:r>
+        <w:t>osnovnom</w:t>
+      </w:r>
+      <w:proofErr w:type="spellEnd"/>
+      <w:r>
+        <w:t xml:space="preserve"> </w:t>
+      </w:r>
+      <w:proofErr w:type="spellStart"/>
+      <w:r>
+        <w:t>uspešnom</w:t>
+      </w:r>
+      <w:proofErr w:type="spellEnd"/>
+      <w:r>
+        <w:t xml:space="preserve"> </w:t>
+      </w:r>
+      <w:proofErr w:type="spellStart"/>
+      <w:r>
+        <w:t>scenariju</w:t>
+      </w:r>
+      <w:proofErr w:type="spellEnd"/>
+      <w:r>
+        <w:t>.</w:t>
       </w:r>
     </w:p>
     <w:p>
@@ -1351,8 +4144,53 @@
         </w:numPr>
         <w:spacing w:after="60" w:line="276" w:lineRule="auto"/>
       </w:pPr>
-      <w:r>
-        <w:t>Sistem pokušava da učita obaveštenja sa servera ili iz baze podataka.</w:t>
+      <w:proofErr w:type="spellStart"/>
+      <w:r>
+        <w:t>Zaposleni</w:t>
+      </w:r>
+      <w:proofErr w:type="spellEnd"/>
+      <w:r>
+        <w:t xml:space="preserve"> </w:t>
+      </w:r>
+      <w:proofErr w:type="spellStart"/>
+      <w:r>
+        <w:t>bira</w:t>
+      </w:r>
+      <w:proofErr w:type="spellEnd"/>
+      <w:r>
+        <w:t xml:space="preserve"> </w:t>
+      </w:r>
+      <w:proofErr w:type="spellStart"/>
+      <w:r>
+        <w:t>jedno</w:t>
+      </w:r>
+      <w:proofErr w:type="spellEnd"/>
+      <w:r>
+        <w:t xml:space="preserve"> </w:t>
+      </w:r>
+      <w:proofErr w:type="spellStart"/>
+      <w:r>
+        <w:t>obaveštenje</w:t>
+      </w:r>
+      <w:proofErr w:type="spellEnd"/>
+      <w:r>
+        <w:t xml:space="preserve"> </w:t>
+      </w:r>
+      <w:proofErr w:type="spellStart"/>
+      <w:r>
+        <w:t>sa</w:t>
+      </w:r>
+      <w:proofErr w:type="spellEnd"/>
+      <w:r>
+        <w:t xml:space="preserve"> </w:t>
+      </w:r>
+      <w:proofErr w:type="spellStart"/>
+      <w:r>
+        <w:t>liste</w:t>
+      </w:r>
+      <w:proofErr w:type="spellEnd"/>
+      <w:r>
+        <w:t>.</w:t>
       </w:r>
     </w:p>
     <w:p>
@@ -1364,8 +4202,53 @@
         </w:numPr>
         <w:spacing w:after="60" w:line="276" w:lineRule="auto"/>
       </w:pPr>
-      <w:r>
-        <w:t>Dolazi do greške pri učitavanju podataka.</w:t>
+      <w:proofErr w:type="spellStart"/>
+      <w:r>
+        <w:t>Sistem</w:t>
+      </w:r>
+      <w:proofErr w:type="spellEnd"/>
+      <w:r>
+        <w:t xml:space="preserve"> </w:t>
+      </w:r>
+      <w:proofErr w:type="spellStart"/>
+      <w:r>
+        <w:t>otvara</w:t>
+      </w:r>
+      <w:proofErr w:type="spellEnd"/>
+      <w:r>
+        <w:t xml:space="preserve"> </w:t>
+      </w:r>
+      <w:proofErr w:type="spellStart"/>
+      <w:r>
+        <w:t>detaljan</w:t>
+      </w:r>
+      <w:proofErr w:type="spellEnd"/>
+      <w:r>
+        <w:t xml:space="preserve"> </w:t>
+      </w:r>
+      <w:proofErr w:type="spellStart"/>
+      <w:r>
+        <w:t>prikaz</w:t>
+      </w:r>
+      <w:proofErr w:type="spellEnd"/>
+      <w:r>
+        <w:t xml:space="preserve"> </w:t>
+      </w:r>
+      <w:proofErr w:type="spellStart"/>
+      <w:r>
+        <w:t>izabranog</w:t>
+      </w:r>
+      <w:proofErr w:type="spellEnd"/>
+      <w:r>
+        <w:t xml:space="preserve"> </w:t>
+      </w:r>
+      <w:proofErr w:type="spellStart"/>
+      <w:r>
+        <w:t>obaveštenja</w:t>
+      </w:r>
+      <w:proofErr w:type="spellEnd"/>
+      <w:r>
+        <w:t>.</w:t>
       </w:r>
     </w:p>
     <w:p>
@@ -1377,8 +4260,64 @@
         </w:numPr>
         <w:spacing w:after="60" w:line="276" w:lineRule="auto"/>
       </w:pPr>
-      <w:r>
-        <w:t>Sistem prikazuje poruku o grešci i mogućnost ponovnog pokušaja.</w:t>
+      <w:proofErr w:type="spellStart"/>
+      <w:r>
+        <w:t>Sistem</w:t>
+      </w:r>
+      <w:proofErr w:type="spellEnd"/>
+      <w:r>
+        <w:t xml:space="preserve"> </w:t>
+      </w:r>
+      <w:proofErr w:type="spellStart"/>
+      <w:r>
+        <w:t>prikazuje</w:t>
+      </w:r>
+      <w:proofErr w:type="spellEnd"/>
+      <w:r>
+        <w:t xml:space="preserve"> </w:t>
+      </w:r>
+      <w:proofErr w:type="spellStart"/>
+      <w:r>
+        <w:t>naslov</w:t>
+      </w:r>
+      <w:proofErr w:type="spellEnd"/>
+      <w:r>
+        <w:t xml:space="preserve">, datum </w:t>
+      </w:r>
+      <w:proofErr w:type="spellStart"/>
+      <w:r>
+        <w:t>objave</w:t>
+      </w:r>
+      <w:proofErr w:type="spellEnd"/>
+      <w:r>
+        <w:t xml:space="preserve"> </w:t>
+      </w:r>
+      <w:proofErr w:type="spellStart"/>
+      <w:r>
+        <w:t>i</w:t>
+      </w:r>
+      <w:proofErr w:type="spellEnd"/>
+      <w:r>
+        <w:t xml:space="preserve"> pun </w:t>
+      </w:r>
+      <w:proofErr w:type="spellStart"/>
+      <w:r>
+        <w:t>sadržaj</w:t>
+      </w:r>
+      <w:proofErr w:type="spellEnd"/>
+      <w:r>
+        <w:t xml:space="preserve"> </w:t>
+      </w:r>
+      <w:proofErr w:type="spellStart"/>
+      <w:r>
+        <w:t>obaveštenj</w:t>
+      </w:r>
+      <w:r>
+        <w:t>a</w:t>
+      </w:r>
+      <w:proofErr w:type="spellEnd"/>
+      <w:r>
+        <w:t>.</w:t>
       </w:r>
     </w:p>
     <w:p>
@@ -1390,9 +4329,511 @@
         </w:numPr>
         <w:spacing w:after="60" w:line="276" w:lineRule="auto"/>
       </w:pPr>
-      <w:r>
-        <w:t>Obaveštenja se ne prikazuju dok se učitavanje uspešno ne izvrši.</w:t>
-      </w:r>
+      <w:proofErr w:type="spellStart"/>
+      <w:r>
+        <w:t>Zaposleni</w:t>
+      </w:r>
+      <w:proofErr w:type="spellEnd"/>
+      <w:r>
+        <w:t xml:space="preserve"> </w:t>
+      </w:r>
+      <w:proofErr w:type="spellStart"/>
+      <w:r>
+        <w:t>nakon</w:t>
+      </w:r>
+      <w:proofErr w:type="spellEnd"/>
+      <w:r>
+        <w:t xml:space="preserve"> </w:t>
+      </w:r>
+      <w:proofErr w:type="spellStart"/>
+      <w:r>
+        <w:t>pregleda</w:t>
+      </w:r>
+      <w:proofErr w:type="spellEnd"/>
+      <w:r>
+        <w:t xml:space="preserve"> </w:t>
+      </w:r>
+      <w:proofErr w:type="spellStart"/>
+      <w:r>
+        <w:t>sadržaja</w:t>
+      </w:r>
+      <w:proofErr w:type="spellEnd"/>
+      <w:r>
+        <w:t xml:space="preserve"> </w:t>
+      </w:r>
+      <w:proofErr w:type="spellStart"/>
+      <w:r>
+        <w:t>zatvara</w:t>
+      </w:r>
+      <w:proofErr w:type="spellEnd"/>
+      <w:r>
+        <w:t xml:space="preserve"> </w:t>
+      </w:r>
+      <w:proofErr w:type="spellStart"/>
+      <w:r>
+        <w:t>detaljan</w:t>
+      </w:r>
+      <w:proofErr w:type="spellEnd"/>
+      <w:r>
+        <w:t xml:space="preserve"> </w:t>
+      </w:r>
+      <w:proofErr w:type="spellStart"/>
+      <w:r>
+        <w:t>prikaz</w:t>
+      </w:r>
+      <w:proofErr w:type="spellEnd"/>
+      <w:r>
+        <w:t xml:space="preserve"> </w:t>
+      </w:r>
+      <w:proofErr w:type="spellStart"/>
+      <w:r>
+        <w:t>i</w:t>
+      </w:r>
+      <w:proofErr w:type="spellEnd"/>
+      <w:r>
+        <w:t xml:space="preserve"> </w:t>
+      </w:r>
+      <w:proofErr w:type="spellStart"/>
+      <w:r>
+        <w:t>vraća</w:t>
+      </w:r>
+      <w:proofErr w:type="spellEnd"/>
+      <w:r>
+        <w:t xml:space="preserve"> se </w:t>
+      </w:r>
+      <w:proofErr w:type="spellStart"/>
+      <w:r>
+        <w:t>na</w:t>
+      </w:r>
+      <w:proofErr w:type="spellEnd"/>
+      <w:r>
+        <w:t xml:space="preserve"> </w:t>
+      </w:r>
+      <w:proofErr w:type="spellStart"/>
+      <w:r>
+        <w:t>listu</w:t>
+      </w:r>
+      <w:proofErr w:type="spellEnd"/>
+      <w:r>
+        <w:t xml:space="preserve"> </w:t>
+      </w:r>
+      <w:proofErr w:type="spellStart"/>
+      <w:r>
+        <w:t>obaveštenja</w:t>
+      </w:r>
+      <w:proofErr w:type="spellEnd"/>
+      <w:r>
+        <w:t>.</w:t>
+      </w:r>
+    </w:p>
+    <w:p>
+      <w:pPr>
+        <w:pStyle w:val="ListParagraph"/>
+        <w:numPr>
+          <w:ilvl w:val="2"/>
+          <w:numId w:val="11"/>
+        </w:numPr>
+        <w:spacing w:before="100" w:after="40" w:line="264" w:lineRule="auto"/>
+      </w:pPr>
+      <w:proofErr w:type="spellStart"/>
+      <w:r>
+        <w:rPr>
+          <w:b/>
+          <w:bCs/>
+        </w:rPr>
+        <w:t>Alternativan</w:t>
+      </w:r>
+      <w:proofErr w:type="spellEnd"/>
+      <w:r>
+        <w:rPr>
+          <w:b/>
+          <w:bCs/>
+        </w:rPr>
+        <w:t xml:space="preserve"> scenario – </w:t>
+      </w:r>
+      <w:proofErr w:type="spellStart"/>
+      <w:r>
+        <w:rPr>
+          <w:b/>
+          <w:bCs/>
+        </w:rPr>
+        <w:t>greška</w:t>
+      </w:r>
+      <w:proofErr w:type="spellEnd"/>
+      <w:r>
+        <w:rPr>
+          <w:b/>
+          <w:bCs/>
+        </w:rPr>
+        <w:t xml:space="preserve"> </w:t>
+      </w:r>
+      <w:proofErr w:type="spellStart"/>
+      <w:r>
+        <w:rPr>
+          <w:b/>
+          <w:bCs/>
+        </w:rPr>
+        <w:t>pri</w:t>
+      </w:r>
+      <w:proofErr w:type="spellEnd"/>
+      <w:r>
+        <w:rPr>
+          <w:b/>
+          <w:bCs/>
+        </w:rPr>
+        <w:t xml:space="preserve"> </w:t>
+      </w:r>
+      <w:proofErr w:type="spellStart"/>
+      <w:r>
+        <w:rPr>
+          <w:b/>
+          <w:bCs/>
+        </w:rPr>
+        <w:t>učitavanju</w:t>
+      </w:r>
+      <w:proofErr w:type="spellEnd"/>
+      <w:r>
+        <w:rPr>
+          <w:b/>
+          <w:bCs/>
+        </w:rPr>
+        <w:t xml:space="preserve"> </w:t>
+      </w:r>
+      <w:proofErr w:type="spellStart"/>
+      <w:r>
+        <w:rPr>
+          <w:b/>
+          <w:bCs/>
+        </w:rPr>
+        <w:t>obaveštenja</w:t>
+      </w:r>
+      <w:proofErr w:type="spellEnd"/>
+    </w:p>
+    <w:p>
+      <w:pPr>
+        <w:pStyle w:val="ListParagraph"/>
+        <w:numPr>
+          <w:ilvl w:val="0"/>
+          <w:numId w:val="10"/>
+        </w:numPr>
+        <w:spacing w:after="60" w:line="276" w:lineRule="auto"/>
+      </w:pPr>
+      <w:proofErr w:type="spellStart"/>
+      <w:r>
+        <w:t>Zaposleni</w:t>
+      </w:r>
+      <w:proofErr w:type="spellEnd"/>
+      <w:r>
+        <w:t xml:space="preserve"> </w:t>
+      </w:r>
+      <w:r>
+        <w:t xml:space="preserve">se </w:t>
+      </w:r>
+      <w:proofErr w:type="spellStart"/>
+      <w:r>
+        <w:t>uspešno</w:t>
+      </w:r>
+      <w:proofErr w:type="spellEnd"/>
+      <w:r>
+        <w:t xml:space="preserve"> </w:t>
+      </w:r>
+      <w:proofErr w:type="spellStart"/>
+      <w:r>
+        <w:t>prijavljuje</w:t>
+      </w:r>
+      <w:proofErr w:type="spellEnd"/>
+      <w:r>
+        <w:t xml:space="preserve"> </w:t>
+      </w:r>
+      <w:proofErr w:type="spellStart"/>
+      <w:r>
+        <w:t>na</w:t>
+      </w:r>
+      <w:proofErr w:type="spellEnd"/>
+      <w:r>
+        <w:t xml:space="preserve"> </w:t>
+      </w:r>
+      <w:r>
+        <w:t>system.</w:t>
+      </w:r>
+    </w:p>
+    <w:p>
+      <w:pPr>
+        <w:pStyle w:val="ListParagraph"/>
+        <w:numPr>
+          <w:ilvl w:val="0"/>
+          <w:numId w:val="10"/>
+        </w:numPr>
+        <w:spacing w:after="60" w:line="276" w:lineRule="auto"/>
+      </w:pPr>
+      <w:proofErr w:type="spellStart"/>
+      <w:r>
+        <w:t>Sistem</w:t>
+      </w:r>
+      <w:proofErr w:type="spellEnd"/>
+      <w:r>
+        <w:t xml:space="preserve"> </w:t>
+      </w:r>
+      <w:proofErr w:type="spellStart"/>
+      <w:r>
+        <w:t>pokušava</w:t>
+      </w:r>
+      <w:proofErr w:type="spellEnd"/>
+      <w:r>
+        <w:t xml:space="preserve"> da </w:t>
+      </w:r>
+      <w:proofErr w:type="spellStart"/>
+      <w:r>
+        <w:t>učita</w:t>
+      </w:r>
+      <w:proofErr w:type="spellEnd"/>
+      <w:r>
+        <w:t xml:space="preserve"> </w:t>
+      </w:r>
+      <w:proofErr w:type="spellStart"/>
+      <w:r>
+        <w:t>obaveštenja</w:t>
+      </w:r>
+      <w:proofErr w:type="spellEnd"/>
+      <w:r>
+        <w:t xml:space="preserve"> </w:t>
+      </w:r>
+      <w:proofErr w:type="spellStart"/>
+      <w:r>
+        <w:t>sa</w:t>
+      </w:r>
+      <w:proofErr w:type="spellEnd"/>
+      <w:r>
+        <w:t xml:space="preserve"> </w:t>
+      </w:r>
+      <w:proofErr w:type="spellStart"/>
+      <w:r>
+        <w:t>servera</w:t>
+      </w:r>
+      <w:proofErr w:type="spellEnd"/>
+      <w:r>
+        <w:t xml:space="preserve"> </w:t>
+      </w:r>
+      <w:proofErr w:type="spellStart"/>
+      <w:r>
+        <w:t>ili</w:t>
+      </w:r>
+      <w:proofErr w:type="spellEnd"/>
+      <w:r>
+        <w:t xml:space="preserve"> </w:t>
+      </w:r>
+      <w:proofErr w:type="spellStart"/>
+      <w:r>
+        <w:t>iz</w:t>
+      </w:r>
+      <w:proofErr w:type="spellEnd"/>
+      <w:r>
+        <w:t xml:space="preserve"> </w:t>
+      </w:r>
+      <w:proofErr w:type="spellStart"/>
+      <w:r>
+        <w:t>baze</w:t>
+      </w:r>
+      <w:proofErr w:type="spellEnd"/>
+      <w:r>
+        <w:t xml:space="preserve"> </w:t>
+      </w:r>
+      <w:proofErr w:type="spellStart"/>
+      <w:r>
+        <w:t>podataka</w:t>
+      </w:r>
+      <w:proofErr w:type="spellEnd"/>
+      <w:r>
+        <w:t>.</w:t>
+      </w:r>
+    </w:p>
+    <w:p>
+      <w:pPr>
+        <w:pStyle w:val="ListParagraph"/>
+        <w:numPr>
+          <w:ilvl w:val="0"/>
+          <w:numId w:val="10"/>
+        </w:numPr>
+        <w:spacing w:after="60" w:line="276" w:lineRule="auto"/>
+      </w:pPr>
+      <w:proofErr w:type="spellStart"/>
+      <w:r>
+        <w:t>Dolazi</w:t>
+      </w:r>
+      <w:proofErr w:type="spellEnd"/>
+      <w:r>
+        <w:t xml:space="preserve"> do </w:t>
+      </w:r>
+      <w:proofErr w:type="spellStart"/>
+      <w:r>
+        <w:t>greške</w:t>
+      </w:r>
+      <w:proofErr w:type="spellEnd"/>
+      <w:r>
+        <w:t xml:space="preserve"> </w:t>
+      </w:r>
+      <w:proofErr w:type="spellStart"/>
+      <w:r>
+        <w:t>pri</w:t>
+      </w:r>
+      <w:proofErr w:type="spellEnd"/>
+      <w:r>
+        <w:t xml:space="preserve"> </w:t>
+      </w:r>
+      <w:proofErr w:type="spellStart"/>
+      <w:r>
+        <w:t>učitavanju</w:t>
+      </w:r>
+      <w:proofErr w:type="spellEnd"/>
+      <w:r>
+        <w:t xml:space="preserve"> </w:t>
+      </w:r>
+      <w:proofErr w:type="spellStart"/>
+      <w:r>
+        <w:t>podataka</w:t>
+      </w:r>
+      <w:proofErr w:type="spellEnd"/>
+      <w:r>
+        <w:t>.</w:t>
+      </w:r>
+    </w:p>
+    <w:p>
+      <w:pPr>
+        <w:pStyle w:val="ListParagraph"/>
+        <w:numPr>
+          <w:ilvl w:val="0"/>
+          <w:numId w:val="10"/>
+        </w:numPr>
+        <w:spacing w:after="60" w:line="276" w:lineRule="auto"/>
+      </w:pPr>
+      <w:proofErr w:type="spellStart"/>
+      <w:r>
+        <w:t>Sistem</w:t>
+      </w:r>
+      <w:proofErr w:type="spellEnd"/>
+      <w:r>
+        <w:t xml:space="preserve"> </w:t>
+      </w:r>
+      <w:proofErr w:type="spellStart"/>
+      <w:r>
+        <w:t>prikazuje</w:t>
+      </w:r>
+      <w:proofErr w:type="spellEnd"/>
+      <w:r>
+        <w:t xml:space="preserve"> </w:t>
+      </w:r>
+      <w:proofErr w:type="spellStart"/>
+      <w:r>
+        <w:t>poruku</w:t>
+      </w:r>
+      <w:proofErr w:type="spellEnd"/>
+      <w:r>
+        <w:t xml:space="preserve"> o </w:t>
+      </w:r>
+      <w:proofErr w:type="spellStart"/>
+      <w:r>
+        <w:t>grešci</w:t>
+      </w:r>
+      <w:proofErr w:type="spellEnd"/>
+      <w:r>
+        <w:t xml:space="preserve"> </w:t>
+      </w:r>
+      <w:proofErr w:type="spellStart"/>
+      <w:r>
+        <w:t>i</w:t>
+      </w:r>
+      <w:proofErr w:type="spellEnd"/>
+      <w:r>
+        <w:t xml:space="preserve"> </w:t>
+      </w:r>
+      <w:proofErr w:type="spellStart"/>
+      <w:r>
+        <w:t>mogućnost</w:t>
+      </w:r>
+      <w:proofErr w:type="spellEnd"/>
+      <w:r>
+        <w:t xml:space="preserve"> </w:t>
+      </w:r>
+      <w:proofErr w:type="spellStart"/>
+      <w:r>
+        <w:t>ponovnog</w:t>
+      </w:r>
+      <w:proofErr w:type="spellEnd"/>
+      <w:r>
+        <w:t xml:space="preserve"> </w:t>
+      </w:r>
+      <w:proofErr w:type="spellStart"/>
+      <w:r>
+        <w:t>pokušaja</w:t>
+      </w:r>
+      <w:proofErr w:type="spellEnd"/>
+      <w:r>
+        <w:t>.</w:t>
+      </w:r>
+    </w:p>
+    <w:p>
+      <w:pPr>
+        <w:pStyle w:val="ListParagraph"/>
+        <w:numPr>
+          <w:ilvl w:val="0"/>
+          <w:numId w:val="10"/>
+        </w:numPr>
+        <w:spacing w:after="60" w:line="276" w:lineRule="auto"/>
+      </w:pPr>
+      <w:proofErr w:type="spellStart"/>
+      <w:r>
+        <w:t>Obaveštenja</w:t>
+      </w:r>
+      <w:proofErr w:type="spellEnd"/>
+      <w:r>
+        <w:t xml:space="preserve"> se ne </w:t>
+      </w:r>
+      <w:proofErr w:type="spellStart"/>
+      <w:r>
+        <w:t>prikazuju</w:t>
+      </w:r>
+      <w:proofErr w:type="spellEnd"/>
+      <w:r>
+        <w:t xml:space="preserve"> </w:t>
+      </w:r>
+      <w:proofErr w:type="spellStart"/>
+      <w:r>
+        <w:t>dok</w:t>
+      </w:r>
+      <w:proofErr w:type="spellEnd"/>
+      <w:r>
+        <w:t xml:space="preserve"> se </w:t>
+      </w:r>
+      <w:proofErr w:type="spellStart"/>
+      <w:r>
+        <w:t>učitavanje</w:t>
+      </w:r>
+      <w:proofErr w:type="spellEnd"/>
+      <w:r>
+        <w:t xml:space="preserve"> </w:t>
+      </w:r>
+      <w:proofErr w:type="spellStart"/>
+      <w:r>
+        <w:t>uspešno</w:t>
+      </w:r>
+      <w:proofErr w:type="spellEnd"/>
+      <w:r>
+        <w:t xml:space="preserve"> ne </w:t>
+      </w:r>
+      <w:proofErr w:type="spellStart"/>
+      <w:r>
+        <w:t>izvrši</w:t>
+      </w:r>
+      <w:proofErr w:type="spellEnd"/>
+      <w:r>
+        <w:t>.</w:t>
+      </w:r>
+    </w:p>
+    <w:p>
+      <w:pPr>
+        <w:spacing w:after="60" w:line="276" w:lineRule="auto"/>
+        <w:ind w:left="720"/>
+      </w:pPr>
     </w:p>
     <w:p>
       <w:pPr>
@@ -1407,9 +4848,40 @@
           <w:sz w:val="24"/>
           <w:szCs w:val="24"/>
         </w:rPr>
-        <w:t>2.3 Posebni zahtevi</w:t>
+        <w:t xml:space="preserve">2.3 </w:t>
+      </w:r>
+      <w:proofErr w:type="spellStart"/>
+      <w:r>
+        <w:rPr>
+          <w:b/>
+          <w:bCs/>
+          <w:sz w:val="24"/>
+          <w:szCs w:val="24"/>
+        </w:rPr>
+        <w:t>Posebni</w:t>
+      </w:r>
+      <w:proofErr w:type="spellEnd"/>
+      <w:r>
+        <w:rPr>
+          <w:b/>
+          <w:bCs/>
+          <w:sz w:val="24"/>
+          <w:szCs w:val="24"/>
+        </w:rPr>
+        <w:t xml:space="preserve"> </w:t>
+      </w:r>
+      <w:proofErr w:type="spellStart"/>
+      <w:r>
+        <w:rPr>
+          <w:b/>
+          <w:bCs/>
+          <w:sz w:val="24"/>
+          <w:szCs w:val="24"/>
+        </w:rPr>
+        <w:t>zahtevi</w:t>
       </w:r>
       <w:bookmarkEnd w:id="13"/>
+      <w:proofErr w:type="spellEnd"/>
     </w:p>
     <w:p>
       <w:pPr>
@@ -1420,9 +4892,11 @@
         </w:numPr>
         <w:spacing w:after="60" w:line="276" w:lineRule="auto"/>
       </w:pPr>
+      <w:proofErr w:type="spellStart"/>
       <w:r>
         <w:t>Nema</w:t>
       </w:r>
+      <w:proofErr w:type="spellEnd"/>
     </w:p>
     <w:p>
       <w:pPr>
@@ -1437,9 +4911,20 @@
           <w:sz w:val="24"/>
           <w:szCs w:val="24"/>
         </w:rPr>
-        <w:t>2.4 Preduslovi</w:t>
+        <w:t xml:space="preserve">2.4 </w:t>
+      </w:r>
+      <w:proofErr w:type="spellStart"/>
+      <w:r>
+        <w:rPr>
+          <w:b/>
+          <w:bCs/>
+          <w:sz w:val="24"/>
+          <w:szCs w:val="24"/>
+        </w:rPr>
+        <w:t>Preduslovi</w:t>
       </w:r>
       <w:bookmarkEnd w:id="14"/>
+      <w:proofErr w:type="spellEnd"/>
     </w:p>
     <w:p>
       <w:pPr>
@@ -1450,8 +4935,45 @@
         </w:numPr>
         <w:spacing w:after="60" w:line="276" w:lineRule="auto"/>
       </w:pPr>
-      <w:r>
-        <w:t>Zaposleni je uspešno ulogovan na sistem.</w:t>
+      <w:proofErr w:type="spellStart"/>
+      <w:r>
+        <w:t>Zaposleni</w:t>
+      </w:r>
+      <w:proofErr w:type="spellEnd"/>
+      <w:r>
+        <w:t xml:space="preserve"> je </w:t>
+      </w:r>
+      <w:proofErr w:type="spellStart"/>
+      <w:r>
+        <w:t>uspešno</w:t>
+      </w:r>
+      <w:proofErr w:type="spellEnd"/>
+      <w:r>
+        <w:t xml:space="preserve"> </w:t>
+      </w:r>
+      <w:proofErr w:type="spellStart"/>
+      <w:r>
+        <w:t>ulogovan</w:t>
+      </w:r>
+      <w:proofErr w:type="spellEnd"/>
+      <w:r>
+        <w:t xml:space="preserve"> </w:t>
+      </w:r>
+      <w:proofErr w:type="spellStart"/>
+      <w:r>
+        <w:t>na</w:t>
+      </w:r>
+      <w:proofErr w:type="spellEnd"/>
+      <w:r>
+        <w:t xml:space="preserve"> </w:t>
+      </w:r>
+      <w:proofErr w:type="spellStart"/>
+      <w:r>
+        <w:t>sistem</w:t>
+      </w:r>
+      <w:proofErr w:type="spellEnd"/>
+      <w:r>
+        <w:t>.</w:t>
       </w:r>
     </w:p>
     <w:p>
@@ -1463,8 +4985,53 @@
         </w:numPr>
         <w:spacing w:after="60" w:line="276" w:lineRule="auto"/>
       </w:pPr>
-      <w:r>
-        <w:t>Postoji mehanizam za čuvanje i distribuciju obaveštenja.</w:t>
+      <w:proofErr w:type="spellStart"/>
+      <w:r>
+        <w:t>Postoji</w:t>
+      </w:r>
+      <w:proofErr w:type="spellEnd"/>
+      <w:r>
+        <w:t xml:space="preserve"> </w:t>
+      </w:r>
+      <w:proofErr w:type="spellStart"/>
+      <w:r>
+        <w:t>mehanizam</w:t>
+      </w:r>
+      <w:proofErr w:type="spellEnd"/>
+      <w:r>
+        <w:t xml:space="preserve"> za </w:t>
+      </w:r>
+      <w:proofErr w:type="spellStart"/>
+      <w:r>
+        <w:t>čuvanje</w:t>
+      </w:r>
+      <w:proofErr w:type="spellEnd"/>
+      <w:r>
+        <w:t xml:space="preserve"> </w:t>
+      </w:r>
+      <w:proofErr w:type="spellStart"/>
+      <w:r>
+        <w:t>i</w:t>
+      </w:r>
+      <w:proofErr w:type="spellEnd"/>
+      <w:r>
+        <w:t xml:space="preserve"> </w:t>
+      </w:r>
+      <w:proofErr w:type="spellStart"/>
+      <w:r>
+        <w:t>distribuciju</w:t>
+      </w:r>
+      <w:proofErr w:type="spellEnd"/>
+      <w:r>
+        <w:t xml:space="preserve"> </w:t>
+      </w:r>
+      <w:proofErr w:type="spellStart"/>
+      <w:r>
+        <w:t>obaveštenja</w:t>
+      </w:r>
+      <w:proofErr w:type="spellEnd"/>
+      <w:r>
+        <w:t>.</w:t>
       </w:r>
     </w:p>
     <w:p>
@@ -1480,9 +5047,20 @@
           <w:sz w:val="24"/>
           <w:szCs w:val="24"/>
         </w:rPr>
-        <w:t>2.5 Posledice</w:t>
+        <w:t xml:space="preserve">2.5 </w:t>
+      </w:r>
+      <w:proofErr w:type="spellStart"/>
+      <w:r>
+        <w:rPr>
+          <w:b/>
+          <w:bCs/>
+          <w:sz w:val="24"/>
+          <w:szCs w:val="24"/>
+        </w:rPr>
+        <w:t>Posledice</w:t>
       </w:r>
       <w:bookmarkEnd w:id="15"/>
+      <w:proofErr w:type="spellEnd"/>
     </w:p>
     <w:p>
       <w:pPr>
@@ -1493,8 +5071,45 @@
         </w:numPr>
         <w:spacing w:after="60" w:line="276" w:lineRule="auto"/>
       </w:pPr>
-      <w:r>
-        <w:t>Zaposleni dobija uvid u aktuelna obaveštenja.</w:t>
+      <w:proofErr w:type="spellStart"/>
+      <w:r>
+        <w:t>Zaposleni</w:t>
+      </w:r>
+      <w:proofErr w:type="spellEnd"/>
+      <w:r>
+        <w:t xml:space="preserve"> </w:t>
+      </w:r>
+      <w:proofErr w:type="spellStart"/>
+      <w:r>
+        <w:t>dobija</w:t>
+      </w:r>
+      <w:proofErr w:type="spellEnd"/>
+      <w:r>
+        <w:t xml:space="preserve"> </w:t>
+      </w:r>
+      <w:proofErr w:type="spellStart"/>
+      <w:r>
+        <w:t>uvid</w:t>
+      </w:r>
+      <w:proofErr w:type="spellEnd"/>
+      <w:r>
+        <w:t xml:space="preserve"> u </w:t>
+      </w:r>
+      <w:proofErr w:type="spellStart"/>
+      <w:r>
+        <w:t>aktuelna</w:t>
+      </w:r>
+      <w:proofErr w:type="spellEnd"/>
+      <w:r>
+        <w:t xml:space="preserve"> </w:t>
+      </w:r>
+      <w:proofErr w:type="spellStart"/>
+      <w:r>
+        <w:t>obaveštenja</w:t>
+      </w:r>
+      <w:proofErr w:type="spellEnd"/>
+      <w:r>
+        <w:t>.</w:t>
       </w:r>
     </w:p>
     <w:p>
@@ -1507,7 +5122,111 @@
         <w:spacing w:after="60" w:line="276" w:lineRule="auto"/>
       </w:pPr>
       <w:r>
-        <w:t>Po potrebi se može evidentirati pregled pojedinačnog obaveštenja radi kasnije analitike ili potvrde da je informacija viđena.</w:t>
+        <w:t xml:space="preserve">Po </w:t>
+      </w:r>
+      <w:proofErr w:type="spellStart"/>
+      <w:r>
+        <w:t>potrebi</w:t>
+      </w:r>
+      <w:proofErr w:type="spellEnd"/>
+      <w:r>
+        <w:t xml:space="preserve"> se </w:t>
+      </w:r>
+      <w:proofErr w:type="spellStart"/>
+      <w:r>
+        <w:t>može</w:t>
+      </w:r>
+      <w:proofErr w:type="spellEnd"/>
+      <w:r>
+        <w:t xml:space="preserve"> </w:t>
+      </w:r>
+      <w:proofErr w:type="spellStart"/>
+      <w:r>
+        <w:t>evidentirati</w:t>
+      </w:r>
+      <w:proofErr w:type="spellEnd"/>
+      <w:r>
+        <w:t xml:space="preserve"> </w:t>
+      </w:r>
+      <w:proofErr w:type="spellStart"/>
+      <w:r>
+        <w:t>pregled</w:t>
+      </w:r>
+      <w:proofErr w:type="spellEnd"/>
+      <w:r>
+        <w:t xml:space="preserve"> </w:t>
+      </w:r>
+      <w:proofErr w:type="spellStart"/>
+      <w:r>
+        <w:t>pojedinačnog</w:t>
+      </w:r>
+      <w:proofErr w:type="spellEnd"/>
+      <w:r>
+        <w:t xml:space="preserve"> </w:t>
+      </w:r>
+      <w:proofErr w:type="spellStart"/>
+      <w:r>
+        <w:t>obaveštenja</w:t>
+      </w:r>
+      <w:proofErr w:type="spellEnd"/>
+      <w:r>
+        <w:t xml:space="preserve"> </w:t>
+      </w:r>
+      <w:proofErr w:type="spellStart"/>
+      <w:r>
+        <w:t>radi</w:t>
+      </w:r>
+      <w:proofErr w:type="spellEnd"/>
+      <w:r>
+        <w:t xml:space="preserve"> </w:t>
+      </w:r>
+      <w:proofErr w:type="spellStart"/>
+      <w:r>
+        <w:t>kasnije</w:t>
+      </w:r>
+      <w:proofErr w:type="spellEnd"/>
+      <w:r>
+        <w:t xml:space="preserve"> </w:t>
+      </w:r>
+      <w:proofErr w:type="spellStart"/>
+      <w:r>
+        <w:t>analitike</w:t>
+      </w:r>
+      <w:proofErr w:type="spellEnd"/>
+      <w:r>
+        <w:t xml:space="preserve"> </w:t>
+      </w:r>
+      <w:proofErr w:type="spellStart"/>
+      <w:r>
+        <w:t>ili</w:t>
+      </w:r>
+      <w:proofErr w:type="spellEnd"/>
+      <w:r>
+        <w:t xml:space="preserve"> </w:t>
+      </w:r>
+      <w:proofErr w:type="spellStart"/>
+      <w:r>
+        <w:t>potvrde</w:t>
+      </w:r>
+      <w:proofErr w:type="spellEnd"/>
+      <w:r>
+        <w:t xml:space="preserve"> da je </w:t>
+      </w:r>
+      <w:proofErr w:type="spellStart"/>
+      <w:r>
+        <w:t>informacija</w:t>
+      </w:r>
+      <w:proofErr w:type="spellEnd"/>
+      <w:r>
+        <w:t xml:space="preserve"> </w:t>
+      </w:r>
+      <w:proofErr w:type="spellStart"/>
+      <w:r>
+        <w:t>viđena</w:t>
+      </w:r>
+      <w:proofErr w:type="spellEnd"/>
+      <w:r>
+        <w:t>.</w:t>
       </w:r>
     </w:p>
     <w:sectPr>
@@ -1577,6 +5296,95 @@
     </w:lvl>
   </w:abstractNum>
   <w:abstractNum w:abstractNumId="1" w15:restartNumberingAfterBreak="0">
+    <w:nsid w:val="123103EE"/>
+    <w:multiLevelType w:val="hybridMultilevel"/>
+    <w:tmpl w:val="359CFEE8"/>
+    <w:lvl w:ilvl="0" w:tplc="C4FA28EC">
+      <w:start w:val="1"/>
+      <w:numFmt w:val="decimal"/>
+      <w:lvlText w:val="%1."/>
+      <w:lvlJc w:val="left"/>
+      <w:pPr>
+        <w:ind w:left="1080" w:hanging="360"/>
+      </w:pPr>
+      <w:rPr>
+        <w:rFonts w:hint="default"/>
+      </w:rPr>
+    </w:lvl>
+    <w:lvl w:ilvl="1" w:tplc="04090019" w:tentative="1">
+      <w:start w:val="1"/>
+      <w:numFmt w:val="lowerLetter"/>
+      <w:lvlText w:val="%2."/>
+      <w:lvlJc w:val="left"/>
+      <w:pPr>
+        <w:ind w:left="1800" w:hanging="360"/>
+      </w:pPr>
+    </w:lvl>
+    <w:lvl w:ilvl="2" w:tplc="0409001B" w:tentative="1">
+      <w:start w:val="1"/>
+      <w:numFmt w:val="lowerRoman"/>
+      <w:lvlText w:val="%3."/>
+      <w:lvlJc w:val="right"/>
+      <w:pPr>
+        <w:ind w:left="2520" w:hanging="180"/>
+      </w:pPr>
+    </w:lvl>
+    <w:lvl w:ilvl="3" w:tplc="0409000F" w:tentative="1">
+      <w:start w:val="1"/>
+      <w:numFmt w:val="decimal"/>
+      <w:lvlText w:val="%4."/>
+      <w:lvlJc w:val="left"/>
+      <w:pPr>
+        <w:ind w:left="3240" w:hanging="360"/>
+      </w:pPr>
+    </w:lvl>
+    <w:lvl w:ilvl="4" w:tplc="04090019" w:tentative="1">
+      <w:start w:val="1"/>
+      <w:numFmt w:val="lowerLetter"/>
+      <w:lvlText w:val="%5."/>
+      <w:lvlJc w:val="left"/>
+      <w:pPr>
+        <w:ind w:left="3960" w:hanging="360"/>
+      </w:pPr>
+    </w:lvl>
+    <w:lvl w:ilvl="5" w:tplc="0409001B" w:tentative="1">
+      <w:start w:val="1"/>
+      <w:numFmt w:val="lowerRoman"/>
+      <w:lvlText w:val="%6."/>
+      <w:lvlJc w:val="right"/>
+      <w:pPr>
+        <w:ind w:left="4680" w:hanging="180"/>
+      </w:pPr>
+    </w:lvl>
+    <w:lvl w:ilvl="6" w:tplc="0409000F" w:tentative="1">
+      <w:start w:val="1"/>
+      <w:numFmt w:val="decimal"/>
+      <w:lvlText w:val="%7."/>
+      <w:lvlJc w:val="left"/>
+      <w:pPr>
+        <w:ind w:left="5400" w:hanging="360"/>
+      </w:pPr>
+    </w:lvl>
+    <w:lvl w:ilvl="7" w:tplc="04090019" w:tentative="1">
+      <w:start w:val="1"/>
+      <w:numFmt w:val="lowerLetter"/>
+      <w:lvlText w:val="%8."/>
+      <w:lvlJc w:val="left"/>
+      <w:pPr>
+        <w:ind w:left="6120" w:hanging="360"/>
+      </w:pPr>
+    </w:lvl>
+    <w:lvl w:ilvl="8" w:tplc="0409001B" w:tentative="1">
+      <w:start w:val="1"/>
+      <w:numFmt w:val="lowerRoman"/>
+      <w:lvlText w:val="%9."/>
+      <w:lvlJc w:val="right"/>
+      <w:pPr>
+        <w:ind w:left="6840" w:hanging="180"/>
+      </w:pPr>
+    </w:lvl>
+  </w:abstractNum>
+  <w:abstractNum w:abstractNumId="2" w15:restartNumberingAfterBreak="0">
     <w:nsid w:val="21C83062"/>
     <w:multiLevelType w:val="hybridMultilevel"/>
     <w:tmpl w:val="AB96163A"/>
@@ -1630,7 +5438,7 @@
       <w:lvlJc w:val="left"/>
     </w:lvl>
   </w:abstractNum>
-  <w:abstractNum w:abstractNumId="2" w15:restartNumberingAfterBreak="0">
+  <w:abstractNum w:abstractNumId="3" w15:restartNumberingAfterBreak="0">
     <w:nsid w:val="2FC710FD"/>
     <w:multiLevelType w:val="hybridMultilevel"/>
     <w:tmpl w:val="FF2CCF5E"/>
@@ -1684,7 +5492,7 @@
       <w:lvlJc w:val="left"/>
     </w:lvl>
   </w:abstractNum>
-  <w:abstractNum w:abstractNumId="3" w15:restartNumberingAfterBreak="0">
+  <w:abstractNum w:abstractNumId="4" w15:restartNumberingAfterBreak="0">
     <w:nsid w:val="39E40FB1"/>
     <w:multiLevelType w:val="hybridMultilevel"/>
     <w:tmpl w:val="78980586"/>
@@ -1738,7 +5546,7 @@
       <w:lvlJc w:val="left"/>
     </w:lvl>
   </w:abstractNum>
-  <w:abstractNum w:abstractNumId="4" w15:restartNumberingAfterBreak="0">
+  <w:abstractNum w:abstractNumId="5" w15:restartNumberingAfterBreak="0">
     <w:nsid w:val="5672120A"/>
     <w:multiLevelType w:val="hybridMultilevel"/>
     <w:tmpl w:val="5BA65A20"/>
@@ -1824,7 +5632,129 @@
       </w:pPr>
     </w:lvl>
   </w:abstractNum>
-  <w:abstractNum w:abstractNumId="5" w15:restartNumberingAfterBreak="0">
+  <w:abstractNum w:abstractNumId="6" w15:restartNumberingAfterBreak="0">
+    <w:nsid w:val="57971334"/>
+    <w:multiLevelType w:val="multilevel"/>
+    <w:tmpl w:val="C6227830"/>
+    <w:lvl w:ilvl="0">
+      <w:start w:val="2"/>
+      <w:numFmt w:val="decimal"/>
+      <w:lvlText w:val="%1"/>
+      <w:lvlJc w:val="left"/>
+      <w:pPr>
+        <w:ind w:left="458" w:hanging="458"/>
+      </w:pPr>
+      <w:rPr>
+        <w:rFonts w:hint="default"/>
+        <w:b/>
+      </w:rPr>
+    </w:lvl>
+    <w:lvl w:ilvl="1">
+      <w:start w:val="2"/>
+      <w:numFmt w:val="decimal"/>
+      <w:lvlText w:val="%1.%2"/>
+      <w:lvlJc w:val="left"/>
+      <w:pPr>
+        <w:ind w:left="818" w:hanging="458"/>
+      </w:pPr>
+      <w:rPr>
+        <w:rFonts w:hint="default"/>
+        <w:b/>
+      </w:rPr>
+    </w:lvl>
+    <w:lvl w:ilvl="2">
+      <w:start w:val="4"/>
+      <w:numFmt w:val="decimal"/>
+      <w:lvlText w:val="%1.%2.%3"/>
+      <w:lvlJc w:val="left"/>
+      <w:pPr>
+        <w:ind w:left="1440" w:hanging="720"/>
+      </w:pPr>
+      <w:rPr>
+        <w:rFonts w:hint="default"/>
+        <w:b/>
+      </w:rPr>
+    </w:lvl>
+    <w:lvl w:ilvl="3">
+      <w:start w:val="1"/>
+      <w:numFmt w:val="decimal"/>
+      <w:lvlText w:val="%1.%2.%3.%4"/>
+      <w:lvlJc w:val="left"/>
+      <w:pPr>
+        <w:ind w:left="1800" w:hanging="720"/>
+      </w:pPr>
+      <w:rPr>
+        <w:rFonts w:hint="default"/>
+        <w:b/>
+      </w:rPr>
+    </w:lvl>
+    <w:lvl w:ilvl="4">
+      <w:start w:val="1"/>
+      <w:numFmt w:val="decimal"/>
+      <w:lvlText w:val="%1.%2.%3.%4.%5"/>
+      <w:lvlJc w:val="left"/>
+      <w:pPr>
+        <w:ind w:left="2520" w:hanging="1080"/>
+      </w:pPr>
+      <w:rPr>
+        <w:rFonts w:hint="default"/>
+        <w:b/>
+      </w:rPr>
+    </w:lvl>
+    <w:lvl w:ilvl="5">
+      <w:start w:val="1"/>
+      <w:numFmt w:val="decimal"/>
+      <w:lvlText w:val="%1.%2.%3.%4.%5.%6"/>
+      <w:lvlJc w:val="left"/>
+      <w:pPr>
+        <w:ind w:left="2880" w:hanging="1080"/>
+      </w:pPr>
+      <w:rPr>
+        <w:rFonts w:hint="default"/>
+        <w:b/>
+      </w:rPr>
+    </w:lvl>
+    <w:lvl w:ilvl="6">
+      <w:start w:val="1"/>
+      <w:numFmt w:val="decimal"/>
+      <w:lvlText w:val="%1.%2.%3.%4.%5.%6.%7"/>
+      <w:lvlJc w:val="left"/>
+      <w:pPr>
+        <w:ind w:left="3600" w:hanging="1440"/>
+      </w:pPr>
+      <w:rPr>
+        <w:rFonts w:hint="default"/>
+        <w:b/>
+      </w:rPr>
+    </w:lvl>
+    <w:lvl w:ilvl="7">
+      <w:start w:val="1"/>
+      <w:numFmt w:val="decimal"/>
+      <w:lvlText w:val="%1.%2.%3.%4.%5.%6.%7.%8"/>
+      <w:lvlJc w:val="left"/>
+      <w:pPr>
+        <w:ind w:left="3960" w:hanging="1440"/>
+      </w:pPr>
+      <w:rPr>
+        <w:rFonts w:hint="default"/>
+        <w:b/>
+      </w:rPr>
+    </w:lvl>
+    <w:lvl w:ilvl="8">
+      <w:start w:val="1"/>
+      <w:numFmt w:val="decimal"/>
+      <w:lvlText w:val="%1.%2.%3.%4.%5.%6.%7.%8.%9"/>
+      <w:lvlJc w:val="left"/>
+      <w:pPr>
+        <w:ind w:left="4320" w:hanging="1440"/>
+      </w:pPr>
+      <w:rPr>
+        <w:rFonts w:hint="default"/>
+        <w:b/>
+      </w:rPr>
+    </w:lvl>
+  </w:abstractNum>
+  <w:abstractNum w:abstractNumId="7" w15:restartNumberingAfterBreak="0">
     <w:nsid w:val="60DE7C09"/>
     <w:multiLevelType w:val="hybridMultilevel"/>
     <w:tmpl w:val="69EE3718"/>
@@ -1878,7 +5808,7 @@
       <w:lvlJc w:val="left"/>
     </w:lvl>
   </w:abstractNum>
-  <w:abstractNum w:abstractNumId="6" w15:restartNumberingAfterBreak="0">
+  <w:abstractNum w:abstractNumId="8" w15:restartNumberingAfterBreak="0">
     <w:nsid w:val="670A2BDF"/>
     <w:multiLevelType w:val="hybridMultilevel"/>
     <w:tmpl w:val="8FFEA972"/>
@@ -1932,7 +5862,7 @@
       <w:lvlJc w:val="left"/>
     </w:lvl>
   </w:abstractNum>
-  <w:abstractNum w:abstractNumId="7" w15:restartNumberingAfterBreak="0">
+  <w:abstractNum w:abstractNumId="9" w15:restartNumberingAfterBreak="0">
     <w:nsid w:val="69827F75"/>
     <w:multiLevelType w:val="hybridMultilevel"/>
     <w:tmpl w:val="DA161C58"/>
@@ -1986,44 +5916,166 @@
       <w:lvlJc w:val="left"/>
     </w:lvl>
   </w:abstractNum>
+  <w:abstractNum w:abstractNumId="10" w15:restartNumberingAfterBreak="0">
+    <w:nsid w:val="7C23267A"/>
+    <w:multiLevelType w:val="multilevel"/>
+    <w:tmpl w:val="8ED2BA00"/>
+    <w:lvl w:ilvl="0">
+      <w:start w:val="2"/>
+      <w:numFmt w:val="decimal"/>
+      <w:lvlText w:val="%1"/>
+      <w:lvlJc w:val="left"/>
+      <w:pPr>
+        <w:ind w:left="458" w:hanging="458"/>
+      </w:pPr>
+      <w:rPr>
+        <w:rFonts w:hint="default"/>
+        <w:b/>
+      </w:rPr>
+    </w:lvl>
+    <w:lvl w:ilvl="1">
+      <w:start w:val="2"/>
+      <w:numFmt w:val="decimal"/>
+      <w:lvlText w:val="%1.%2"/>
+      <w:lvlJc w:val="left"/>
+      <w:pPr>
+        <w:ind w:left="818" w:hanging="458"/>
+      </w:pPr>
+      <w:rPr>
+        <w:rFonts w:hint="default"/>
+        <w:b/>
+      </w:rPr>
+    </w:lvl>
+    <w:lvl w:ilvl="2">
+      <w:start w:val="3"/>
+      <w:numFmt w:val="decimal"/>
+      <w:lvlText w:val="%1.%2.%3"/>
+      <w:lvlJc w:val="left"/>
+      <w:pPr>
+        <w:ind w:left="1440" w:hanging="720"/>
+      </w:pPr>
+      <w:rPr>
+        <w:rFonts w:hint="default"/>
+        <w:b/>
+      </w:rPr>
+    </w:lvl>
+    <w:lvl w:ilvl="3">
+      <w:start w:val="1"/>
+      <w:numFmt w:val="decimal"/>
+      <w:lvlText w:val="%1.%2.%3.%4"/>
+      <w:lvlJc w:val="left"/>
+      <w:pPr>
+        <w:ind w:left="1800" w:hanging="720"/>
+      </w:pPr>
+      <w:rPr>
+        <w:rFonts w:hint="default"/>
+        <w:b/>
+      </w:rPr>
+    </w:lvl>
+    <w:lvl w:ilvl="4">
+      <w:start w:val="1"/>
+      <w:numFmt w:val="decimal"/>
+      <w:lvlText w:val="%1.%2.%3.%4.%5"/>
+      <w:lvlJc w:val="left"/>
+      <w:pPr>
+        <w:ind w:left="2520" w:hanging="1080"/>
+      </w:pPr>
+      <w:rPr>
+        <w:rFonts w:hint="default"/>
+        <w:b/>
+      </w:rPr>
+    </w:lvl>
+    <w:lvl w:ilvl="5">
+      <w:start w:val="1"/>
+      <w:numFmt w:val="decimal"/>
+      <w:lvlText w:val="%1.%2.%3.%4.%5.%6"/>
+      <w:lvlJc w:val="left"/>
+      <w:pPr>
+        <w:ind w:left="2880" w:hanging="1080"/>
+      </w:pPr>
+      <w:rPr>
+        <w:rFonts w:hint="default"/>
+        <w:b/>
+      </w:rPr>
+    </w:lvl>
+    <w:lvl w:ilvl="6">
+      <w:start w:val="1"/>
+      <w:numFmt w:val="decimal"/>
+      <w:lvlText w:val="%1.%2.%3.%4.%5.%6.%7"/>
+      <w:lvlJc w:val="left"/>
+      <w:pPr>
+        <w:ind w:left="3600" w:hanging="1440"/>
+      </w:pPr>
+      <w:rPr>
+        <w:rFonts w:hint="default"/>
+        <w:b/>
+      </w:rPr>
+    </w:lvl>
+    <w:lvl w:ilvl="7">
+      <w:start w:val="1"/>
+      <w:numFmt w:val="decimal"/>
+      <w:lvlText w:val="%1.%2.%3.%4.%5.%6.%7.%8"/>
+      <w:lvlJc w:val="left"/>
+      <w:pPr>
+        <w:ind w:left="3960" w:hanging="1440"/>
+      </w:pPr>
+      <w:rPr>
+        <w:rFonts w:hint="default"/>
+        <w:b/>
+      </w:rPr>
+    </w:lvl>
+    <w:lvl w:ilvl="8">
+      <w:start w:val="1"/>
+      <w:numFmt w:val="decimal"/>
+      <w:lvlText w:val="%1.%2.%3.%4.%5.%6.%7.%8.%9"/>
+      <w:lvlJc w:val="left"/>
+      <w:pPr>
+        <w:ind w:left="4320" w:hanging="1440"/>
+      </w:pPr>
+      <w:rPr>
+        <w:rFonts w:hint="default"/>
+        <w:b/>
+      </w:rPr>
+    </w:lvl>
+  </w:abstractNum>
   <w:num w:numId="1" w16cid:durableId="2008287606">
+    <w:abstractNumId w:val="5"/>
+    <w:lvlOverride w:ilvl="0">
+      <w:startOverride w:val="1"/>
+    </w:lvlOverride>
+  </w:num>
+  <w:num w:numId="2" w16cid:durableId="1346636642">
+    <w:abstractNumId w:val="7"/>
+    <w:lvlOverride w:ilvl="0">
+      <w:startOverride w:val="1"/>
+    </w:lvlOverride>
+  </w:num>
+  <w:num w:numId="3" w16cid:durableId="1073236227">
+    <w:abstractNumId w:val="2"/>
+    <w:lvlOverride w:ilvl="0">
+      <w:startOverride w:val="1"/>
+    </w:lvlOverride>
+  </w:num>
+  <w:num w:numId="4" w16cid:durableId="240992755">
     <w:abstractNumId w:val="4"/>
     <w:lvlOverride w:ilvl="0">
       <w:startOverride w:val="1"/>
     </w:lvlOverride>
   </w:num>
-  <w:num w:numId="2" w16cid:durableId="1346636642">
-    <w:abstractNumId w:val="5"/>
-    <w:lvlOverride w:ilvl="0">
-      <w:startOverride w:val="1"/>
-    </w:lvlOverride>
-  </w:num>
-  <w:num w:numId="3" w16cid:durableId="1073236227">
-    <w:abstractNumId w:val="1"/>
-    <w:lvlOverride w:ilvl="0">
-      <w:startOverride w:val="1"/>
-    </w:lvlOverride>
-  </w:num>
-  <w:num w:numId="4" w16cid:durableId="240992755">
-    <w:abstractNumId w:val="3"/>
-    <w:lvlOverride w:ilvl="0">
-      <w:startOverride w:val="1"/>
-    </w:lvlOverride>
-  </w:num>
   <w:num w:numId="5" w16cid:durableId="840390267">
-    <w:abstractNumId w:val="6"/>
+    <w:abstractNumId w:val="8"/>
     <w:lvlOverride w:ilvl="0">
       <w:startOverride w:val="1"/>
     </w:lvlOverride>
   </w:num>
   <w:num w:numId="6" w16cid:durableId="444008196">
-    <w:abstractNumId w:val="7"/>
+    <w:abstractNumId w:val="9"/>
     <w:lvlOverride w:ilvl="0">
       <w:startOverride w:val="1"/>
     </w:lvlOverride>
   </w:num>
   <w:num w:numId="7" w16cid:durableId="2016612074">
-    <w:abstractNumId w:val="2"/>
+    <w:abstractNumId w:val="3"/>
     <w:lvlOverride w:ilvl="0">
       <w:startOverride w:val="1"/>
     </w:lvlOverride>
@@ -2033,6 +6085,15 @@
     <w:lvlOverride w:ilvl="0">
       <w:startOverride w:val="1"/>
     </w:lvlOverride>
+  </w:num>
+  <w:num w:numId="9" w16cid:durableId="272171990">
+    <w:abstractNumId w:val="10"/>
+  </w:num>
+  <w:num w:numId="10" w16cid:durableId="296185955">
+    <w:abstractNumId w:val="1"/>
+  </w:num>
+  <w:num w:numId="11" w16cid:durableId="627853333">
+    <w:abstractNumId w:val="6"/>
   </w:num>
 </w:numbering>
 </file>
@@ -2519,7 +6580,6 @@
   <w:style w:type="character" w:default="1" w:styleId="DefaultParagraphFont">
     <w:name w:val="Default Paragraph Font"/>
     <w:uiPriority w:val="1"/>
-    <w:semiHidden/>
     <w:unhideWhenUsed/>
   </w:style>
   <w:style w:type="table" w:default="1" w:styleId="TableNormal">
